--- a/documents/compliance/COMP-2025-NVWA_Corrective_Action_Plan.docx
+++ b/documents/compliance/COMP-2025-NVWA_Corrective_Action_Plan.docx
@@ -1253,7 +1253,7 @@
           <w:sz w:val="21"/>
           <w:szCs w:val="21"/>
         </w:rPr>
-        <w:t xml:space="preserve">Project CLARITY Phase 1</w:t>
+        <w:t xml:space="preserve">Project Qlarity Phase 1</w:t>
       </w:r>
     </w:p>
     <w:p>
@@ -1297,7 +1297,7 @@
           <w:sz w:val="21"/>
           <w:szCs w:val="21"/>
         </w:rPr>
-        <w:t xml:space="preserve">This corrective action depends on the implementation of Project CLARITY, which will create a unified data layer connecting all 4 traceability systems. Business case presented to senior leadership on 15 October 2025. CIO review scheduled for 31 October 2025.</w:t>
+        <w:t xml:space="preserve">This corrective action depends on the implementation of Project Qlarity, which will create a unified data layer connecting all 4 traceability systems. Business case presented to senior leadership on 15 October 2025. CIO review scheduled for 31 October 2025.</w:t>
       </w:r>
     </w:p>
     <w:p>

--- a/documents/compliance/COMP-2025-NVWA_Corrective_Action_Plan.docx
+++ b/documents/compliance/COMP-2025-NVWA_Corrective_Action_Plan.docx
@@ -342,7 +342,7 @@
                 <w:sz w:val="20"/>
                 <w:szCs w:val="20"/>
               </w:rPr>
-              <w:t xml:space="preserve">Status</w:t>
+              <w:t xml:space="preserve">NVWA Inspector</w:t>
             </w:r>
           </w:p>
         </w:tc>
@@ -368,7 +368,7 @@
                 <w:sz w:val="20"/>
                 <w:szCs w:val="20"/>
               </w:rPr>
-              <w:t xml:space="preserve">In Progress — 3 of 5 actions on track</w:t>
+              <w:t xml:space="preserve">Ir. Jan Willem Koster, Senior Inspector</w:t>
             </w:r>
           </w:p>
         </w:tc>
@@ -398,6 +398,62 @@
                 <w:sz w:val="20"/>
                 <w:szCs w:val="20"/>
               </w:rPr>
+              <w:t xml:space="preserve">Status</w:t>
+            </w:r>
+          </w:p>
+        </w:tc>
+        <w:tc>
+          <w:tcPr>
+            <w:tcW w:type="pct" w:w="70%"/>
+            <w:shd w:color="F2F4F7" w:val="solid"/>
+            <w:tcMar>
+              <w:top w:type="dxa" w:w="40"/>
+              <w:left w:type="dxa" w:w="100"/>
+              <w:bottom w:type="dxa" w:w="40"/>
+              <w:right w:type="dxa" w:w="100"/>
+            </w:tcMar>
+          </w:tcPr>
+          <w:p>
+            <w:pPr>
+              <w:spacing w:after="0"/>
+            </w:pPr>
+            <w:r>
+              <w:rPr>
+                <w:rFonts w:ascii="Calibri" w:cs="Calibri" w:eastAsia="Calibri" w:hAnsi="Calibri"/>
+                <w:color w:val="1F2937"/>
+                <w:sz w:val="20"/>
+                <w:szCs w:val="20"/>
+              </w:rPr>
+              <w:t xml:space="preserve">In Progress — 3 of 5 actions on track, 1 at risk</w:t>
+            </w:r>
+          </w:p>
+        </w:tc>
+      </w:tr>
+      <w:tr>
+        <w:tc>
+          <w:tcPr>
+            <w:tcW w:type="pct" w:w="30%"/>
+            <w:shd w:color="1B2A4A" w:val="solid"/>
+            <w:tcMar>
+              <w:top w:type="dxa" w:w="40"/>
+              <w:left w:type="dxa" w:w="100"/>
+              <w:bottom w:type="dxa" w:w="40"/>
+              <w:right w:type="dxa" w:w="100"/>
+            </w:tcMar>
+          </w:tcPr>
+          <w:p>
+            <w:pPr>
+              <w:spacing w:after="0"/>
+            </w:pPr>
+            <w:r>
+              <w:rPr>
+                <w:rFonts w:ascii="Calibri" w:cs="Calibri" w:eastAsia="Calibri" w:hAnsi="Calibri"/>
+                <w:b/>
+                <w:bCs/>
+                <w:color w:val="FFFFFF"/>
+                <w:sz w:val="20"/>
+                <w:szCs w:val="20"/>
+              </w:rPr>
               <w:t xml:space="preserve">Next Inspection</w:t>
             </w:r>
           </w:p>
@@ -465,7 +521,7 @@
           <w:sz w:val="21"/>
           <w:szCs w:val="21"/>
         </w:rPr>
-        <w:t xml:space="preserve">On 12 June 2025, the Netherlands Food and Consumer Product Safety Authority (NVWA) conducted a routine inspection at MCG's Rotterdam Distribution Center (Europaweg 120, 3199 LD Rotterdam). The inspection identified 5 findings:</w:t>
+        <w:t xml:space="preserve">On 12 June 2025, the Netherlands Food and Consumer Product Safety Authority (NVWA) conducted a routine inspection at MCG's Rotterdam Distribution Center (Europaweg 120, 3199 LD Rotterdam). The inspection coincided with the ongoing recall of organic butter lettuce (RCL-2025-003) and identified 5 findings:</w:t>
       </w:r>
     </w:p>
     <w:tbl>
@@ -484,6 +540,7 @@
         <w:gridCol w:w="100"/>
         <w:gridCol w:w="100"/>
         <w:gridCol w:w="100"/>
+        <w:gridCol w:w="100"/>
       </w:tblGrid>
       <w:tr>
         <w:trPr>
@@ -570,6 +627,33 @@
             </w:r>
           </w:p>
         </w:tc>
+        <w:tc>
+          <w:tcPr>
+            <w:shd w:color="0D7C8F" w:val="solid"/>
+            <w:tcMar>
+              <w:top w:type="dxa" w:w="40"/>
+              <w:left w:type="dxa" w:w="80"/>
+              <w:bottom w:type="dxa" w:w="40"/>
+              <w:right w:type="dxa" w:w="80"/>
+            </w:tcMar>
+          </w:tcPr>
+          <w:p>
+            <w:pPr>
+              <w:spacing w:after="0"/>
+            </w:pPr>
+            <w:r>
+              <w:rPr>
+                <w:rFonts w:ascii="Calibri" w:cs="Calibri" w:eastAsia="Calibri" w:hAnsi="Calibri"/>
+                <w:b/>
+                <w:bCs/>
+                <w:color w:val="FFFFFF"/>
+                <w:sz w:val="19"/>
+                <w:szCs w:val="19"/>
+              </w:rPr>
+              <w:t xml:space="preserve">Regulation</w:t>
+            </w:r>
+          </w:p>
+        </w:tc>
       </w:tr>
       <w:tr>
         <w:tc>
@@ -643,7 +727,32 @@
                 <w:sz w:val="19"/>
                 <w:szCs w:val="19"/>
               </w:rPr>
-              <w:t xml:space="preserve">Lot numbers not consistently captured at goods receipt</w:t>
+              <w:t xml:space="preserve">Lot numbers not consistently captured at goods receipt — free-text field allowed blank entries</w:t>
+            </w:r>
+          </w:p>
+        </w:tc>
+        <w:tc>
+          <w:tcPr>
+            <w:shd w:color="F2F4F7" w:val="solid"/>
+            <w:tcMar>
+              <w:top w:type="dxa" w:w="30"/>
+              <w:left w:type="dxa" w:w="80"/>
+              <w:bottom w:type="dxa" w:w="30"/>
+              <w:right w:type="dxa" w:w="80"/>
+            </w:tcMar>
+          </w:tcPr>
+          <w:p>
+            <w:pPr>
+              <w:spacing w:after="0"/>
+            </w:pPr>
+            <w:r>
+              <w:rPr>
+                <w:rFonts w:ascii="Calibri" w:cs="Calibri" w:eastAsia="Calibri" w:hAnsi="Calibri"/>
+                <w:color w:val="1F2937"/>
+                <w:sz w:val="19"/>
+                <w:szCs w:val="19"/>
+              </w:rPr>
+              <w:t xml:space="preserve">EC 178/2002 Art. 18</w:t>
             </w:r>
           </w:p>
         </w:tc>
@@ -717,7 +826,31 @@
                 <w:sz w:val="19"/>
                 <w:szCs w:val="19"/>
               </w:rPr>
-              <w:t xml:space="preserve">Unable to complete product trace within 24 hours</w:t>
+              <w:t xml:space="preserve">Unable to complete product trace within 24 hours — took 11 days during active recall</w:t>
+            </w:r>
+          </w:p>
+        </w:tc>
+        <w:tc>
+          <w:tcPr>
+            <w:tcMar>
+              <w:top w:type="dxa" w:w="30"/>
+              <w:left w:type="dxa" w:w="80"/>
+              <w:bottom w:type="dxa" w:w="30"/>
+              <w:right w:type="dxa" w:w="80"/>
+            </w:tcMar>
+          </w:tcPr>
+          <w:p>
+            <w:pPr>
+              <w:spacing w:after="0"/>
+            </w:pPr>
+            <w:r>
+              <w:rPr>
+                <w:rFonts w:ascii="Calibri" w:cs="Calibri" w:eastAsia="Calibri" w:hAnsi="Calibri"/>
+                <w:color w:val="1F2937"/>
+                <w:sz w:val="19"/>
+                <w:szCs w:val="19"/>
+              </w:rPr>
+              <w:t xml:space="preserve">EC 178/2002 Art. 18</w:t>
             </w:r>
           </w:p>
         </w:tc>
@@ -794,7 +927,32 @@
                 <w:sz w:val="19"/>
                 <w:szCs w:val="19"/>
               </w:rPr>
-              <w:t xml:space="preserve">Country of origin missing for 12% of fresh produce</w:t>
+              <w:t xml:space="preserve">Country of origin missing for 12% of fresh produce SKUs</w:t>
+            </w:r>
+          </w:p>
+        </w:tc>
+        <w:tc>
+          <w:tcPr>
+            <w:shd w:color="F2F4F7" w:val="solid"/>
+            <w:tcMar>
+              <w:top w:type="dxa" w:w="30"/>
+              <w:left w:type="dxa" w:w="80"/>
+              <w:bottom w:type="dxa" w:w="30"/>
+              <w:right w:type="dxa" w:w="80"/>
+            </w:tcMar>
+          </w:tcPr>
+          <w:p>
+            <w:pPr>
+              <w:spacing w:after="0"/>
+            </w:pPr>
+            <w:r>
+              <w:rPr>
+                <w:rFonts w:ascii="Calibri" w:cs="Calibri" w:eastAsia="Calibri" w:hAnsi="Calibri"/>
+                <w:color w:val="1F2937"/>
+                <w:sz w:val="19"/>
+                <w:szCs w:val="19"/>
+              </w:rPr>
+              <w:t xml:space="preserve">EC 1169/2011 Art. 26</w:t>
             </w:r>
           </w:p>
         </w:tc>
@@ -868,7 +1026,31 @@
                 <w:sz w:val="19"/>
                 <w:szCs w:val="19"/>
               </w:rPr>
-              <w:t xml:space="preserve">Sub-tier supplier relationships not documented</w:t>
+              <w:t xml:space="preserve">Sub-tier supplier relationships not documented for 64% of food suppliers</w:t>
+            </w:r>
+          </w:p>
+        </w:tc>
+        <w:tc>
+          <w:tcPr>
+            <w:tcMar>
+              <w:top w:type="dxa" w:w="30"/>
+              <w:left w:type="dxa" w:w="80"/>
+              <w:bottom w:type="dxa" w:w="30"/>
+              <w:right w:type="dxa" w:w="80"/>
+            </w:tcMar>
+          </w:tcPr>
+          <w:p>
+            <w:pPr>
+              <w:spacing w:after="0"/>
+            </w:pPr>
+            <w:r>
+              <w:rPr>
+                <w:rFonts w:ascii="Calibri" w:cs="Calibri" w:eastAsia="Calibri" w:hAnsi="Calibri"/>
+                <w:color w:val="1F2937"/>
+                <w:sz w:val="19"/>
+                <w:szCs w:val="19"/>
+              </w:rPr>
+              <w:t xml:space="preserve">EC 178/2002 Art. 18</w:t>
             </w:r>
           </w:p>
         </w:tc>
@@ -945,452 +1127,37 @@
                 <w:sz w:val="19"/>
                 <w:szCs w:val="19"/>
               </w:rPr>
-              <w:t xml:space="preserve">Inconsistent timestamp formats in temperature records</w:t>
+              <w:t xml:space="preserve">Inconsistent timestamp formats in temperature records across WMS and IoT</w:t>
+            </w:r>
+          </w:p>
+        </w:tc>
+        <w:tc>
+          <w:tcPr>
+            <w:shd w:color="F2F4F7" w:val="solid"/>
+            <w:tcMar>
+              <w:top w:type="dxa" w:w="30"/>
+              <w:left w:type="dxa" w:w="80"/>
+              <w:bottom w:type="dxa" w:w="30"/>
+              <w:right w:type="dxa" w:w="80"/>
+            </w:tcMar>
+          </w:tcPr>
+          <w:p>
+            <w:pPr>
+              <w:spacing w:after="0"/>
+            </w:pPr>
+            <w:r>
+              <w:rPr>
+                <w:rFonts w:ascii="Calibri" w:cs="Calibri" w:eastAsia="Calibri" w:hAnsi="Calibri"/>
+                <w:color w:val="1F2937"/>
+                <w:sz w:val="19"/>
+                <w:szCs w:val="19"/>
+              </w:rPr>
+              <w:t xml:space="preserve">HACCP documentation standards</w:t>
             </w:r>
           </w:p>
         </w:tc>
       </w:tr>
     </w:tbl>
-    <w:p>
-      <w:pPr>
-        <w:pBdr>
-          <w:bottom w:val="single" w:color="0D7C8F" w:sz="2" w:space="4"/>
-        </w:pBdr>
-        <w:spacing w:after="160" w:before="360"/>
-      </w:pPr>
-      <w:r>
-        <w:rPr>
-          <w:rFonts w:ascii="Calibri" w:cs="Calibri" w:eastAsia="Calibri" w:hAnsi="Calibri"/>
-          <w:b/>
-          <w:bCs/>
-          <w:color w:val="1B2A4A"/>
-          <w:sz w:val="30"/>
-          <w:szCs w:val="30"/>
-        </w:rPr>
-        <w:t xml:space="preserve">2. Corrective Action Status</w:t>
-      </w:r>
-    </w:p>
-    <w:p>
-      <w:pPr>
-        <w:spacing w:after="120" w:before="280"/>
-      </w:pPr>
-      <w:r>
-        <w:rPr>
-          <w:rFonts w:ascii="Calibri" w:cs="Calibri" w:eastAsia="Calibri" w:hAnsi="Calibri"/>
-          <w:b/>
-          <w:bCs/>
-          <w:color w:val="0D7C8F"/>
-          <w:sz w:val="26"/>
-          <w:szCs w:val="26"/>
-        </w:rPr>
-        <w:t xml:space="preserve">2.1 Action 1: Lot Number Capture (F1)</w:t>
-      </w:r>
-    </w:p>
-    <w:p>
-      <w:pPr>
-        <w:spacing w:after="80"/>
-      </w:pPr>
-      <w:r>
-        <w:rPr>
-          <w:rFonts w:ascii="Calibri" w:cs="Calibri" w:eastAsia="Calibri" w:hAnsi="Calibri"/>
-          <w:b/>
-          <w:bCs/>
-          <w:color w:val="1B2A4A"/>
-          <w:sz w:val="21"/>
-          <w:szCs w:val="21"/>
-        </w:rPr>
-        <w:t xml:space="preserve">Target: </w:t>
-      </w:r>
-      <w:r>
-        <w:rPr>
-          <w:rFonts w:ascii="Calibri" w:cs="Calibri" w:eastAsia="Calibri" w:hAnsi="Calibri"/>
-          <w:color w:val="1F2937"/>
-          <w:sz w:val="21"/>
-          <w:szCs w:val="21"/>
-        </w:rPr>
-        <w:t xml:space="preserve">100% lot capture for all food products</w:t>
-      </w:r>
-    </w:p>
-    <w:p>
-      <w:pPr>
-        <w:spacing w:after="80"/>
-      </w:pPr>
-      <w:r>
-        <w:rPr>
-          <w:rFonts w:ascii="Calibri" w:cs="Calibri" w:eastAsia="Calibri" w:hAnsi="Calibri"/>
-          <w:b/>
-          <w:bCs/>
-          <w:color w:val="1B2A4A"/>
-          <w:sz w:val="21"/>
-          <w:szCs w:val="21"/>
-        </w:rPr>
-        <w:t xml:space="preserve">Deadline: </w:t>
-      </w:r>
-      <w:r>
-        <w:rPr>
-          <w:rFonts w:ascii="Calibri" w:cs="Calibri" w:eastAsia="Calibri" w:hAnsi="Calibri"/>
-          <w:color w:val="1F2937"/>
-          <w:sz w:val="21"/>
-          <w:szCs w:val="21"/>
-        </w:rPr>
-        <w:t xml:space="preserve">01 October 2025</w:t>
-      </w:r>
-    </w:p>
-    <w:p>
-      <w:pPr>
-        <w:spacing w:after="80"/>
-      </w:pPr>
-      <w:r>
-        <w:rPr>
-          <w:rFonts w:ascii="Calibri" w:cs="Calibri" w:eastAsia="Calibri" w:hAnsi="Calibri"/>
-          <w:b/>
-          <w:bCs/>
-          <w:color w:val="1B2A4A"/>
-          <w:sz w:val="21"/>
-          <w:szCs w:val="21"/>
-        </w:rPr>
-        <w:t xml:space="preserve">Status: </w:t>
-      </w:r>
-      <w:r>
-        <w:rPr>
-          <w:rFonts w:ascii="Calibri" w:cs="Calibri" w:eastAsia="Calibri" w:hAnsi="Calibri"/>
-          <w:color w:val="1F2937"/>
-          <w:sz w:val="21"/>
-          <w:szCs w:val="21"/>
-        </w:rPr>
-        <w:t xml:space="preserve">93% complete — On Track</w:t>
-      </w:r>
-    </w:p>
-    <w:p>
-      <w:pPr>
-        <w:spacing w:after="120"/>
-        <w:jc w:val="left"/>
-      </w:pPr>
-      <w:r>
-        <w:rPr>
-          <w:rFonts w:ascii="Calibri" w:cs="Calibri" w:eastAsia="Calibri" w:hAnsi="Calibri"/>
-          <w:b w:val="false"/>
-          <w:bCs w:val="false"/>
-          <w:i w:val="false"/>
-          <w:iCs w:val="false"/>
-          <w:color w:val="1F2937"/>
-          <w:sz w:val="21"/>
-          <w:szCs w:val="21"/>
-        </w:rPr>
-        <w:t xml:space="preserve">WMS goods receipt forms converted from free-text to structured input with validation. Blank lot numbers now blocked at system level. Remaining 7% are legacy warehouse locations using older handheld scanners that require firmware update (scheduled for October).</w:t>
-      </w:r>
-    </w:p>
-    <w:p>
-      <w:pPr>
-        <w:spacing w:after="120" w:before="280"/>
-      </w:pPr>
-      <w:r>
-        <w:rPr>
-          <w:rFonts w:ascii="Calibri" w:cs="Calibri" w:eastAsia="Calibri" w:hAnsi="Calibri"/>
-          <w:b/>
-          <w:bCs/>
-          <w:color w:val="0D7C8F"/>
-          <w:sz w:val="26"/>
-          <w:szCs w:val="26"/>
-        </w:rPr>
-        <w:t xml:space="preserve">2.2 Action 2: Store Receipt Tracking (F2)</w:t>
-      </w:r>
-    </w:p>
-    <w:p>
-      <w:pPr>
-        <w:spacing w:after="80"/>
-      </w:pPr>
-      <w:r>
-        <w:rPr>
-          <w:rFonts w:ascii="Calibri" w:cs="Calibri" w:eastAsia="Calibri" w:hAnsi="Calibri"/>
-          <w:b/>
-          <w:bCs/>
-          <w:color w:val="1B2A4A"/>
-          <w:sz w:val="21"/>
-          <w:szCs w:val="21"/>
-        </w:rPr>
-        <w:t xml:space="preserve">Target: </w:t>
-      </w:r>
-      <w:r>
-        <w:rPr>
-          <w:rFonts w:ascii="Calibri" w:cs="Calibri" w:eastAsia="Calibri" w:hAnsi="Calibri"/>
-          <w:color w:val="1F2937"/>
-          <w:sz w:val="21"/>
-          <w:szCs w:val="21"/>
-        </w:rPr>
-        <w:t xml:space="preserve">90% lot-level tracking at retail stores</w:t>
-      </w:r>
-    </w:p>
-    <w:p>
-      <w:pPr>
-        <w:spacing w:after="80"/>
-      </w:pPr>
-      <w:r>
-        <w:rPr>
-          <w:rFonts w:ascii="Calibri" w:cs="Calibri" w:eastAsia="Calibri" w:hAnsi="Calibri"/>
-          <w:b/>
-          <w:bCs/>
-          <w:color w:val="1B2A4A"/>
-          <w:sz w:val="21"/>
-          <w:szCs w:val="21"/>
-        </w:rPr>
-        <w:t xml:space="preserve">Deadline: </w:t>
-      </w:r>
-      <w:r>
-        <w:rPr>
-          <w:rFonts w:ascii="Calibri" w:cs="Calibri" w:eastAsia="Calibri" w:hAnsi="Calibri"/>
-          <w:color w:val="1F2937"/>
-          <w:sz w:val="21"/>
-          <w:szCs w:val="21"/>
-        </w:rPr>
-        <w:t xml:space="preserve">01 March 2026</w:t>
-      </w:r>
-    </w:p>
-    <w:p>
-      <w:pPr>
-        <w:spacing w:after="80"/>
-      </w:pPr>
-      <w:r>
-        <w:rPr>
-          <w:rFonts w:ascii="Calibri" w:cs="Calibri" w:eastAsia="Calibri" w:hAnsi="Calibri"/>
-          <w:b/>
-          <w:bCs/>
-          <w:color w:val="1B2A4A"/>
-          <w:sz w:val="21"/>
-          <w:szCs w:val="21"/>
-        </w:rPr>
-        <w:t xml:space="preserve">Status: </w:t>
-      </w:r>
-      <w:r>
-        <w:rPr>
-          <w:rFonts w:ascii="Calibri" w:cs="Calibri" w:eastAsia="Calibri" w:hAnsi="Calibri"/>
-          <w:color w:val="1F2937"/>
-          <w:sz w:val="21"/>
-          <w:szCs w:val="21"/>
-        </w:rPr>
-        <w:t xml:space="preserve">78% complete — In Progress</w:t>
-      </w:r>
-    </w:p>
-    <w:p>
-      <w:pPr>
-        <w:spacing w:after="120"/>
-        <w:jc w:val="left"/>
-      </w:pPr>
-      <w:r>
-        <w:rPr>
-          <w:rFonts w:ascii="Calibri" w:cs="Calibri" w:eastAsia="Calibri" w:hAnsi="Calibri"/>
-          <w:b w:val="false"/>
-          <w:bCs w:val="false"/>
-          <w:i w:val="false"/>
-          <w:iCs w:val="false"/>
-          <w:color w:val="1F2937"/>
-          <w:sz w:val="21"/>
-          <w:szCs w:val="21"/>
-        </w:rPr>
-        <w:t xml:space="preserve">Store POS systems being updated to scan and record lot numbers at receipt. 78% of stores (890 of 1,140) now have the capability. Remaining 250 stores (primarily MCG Express format) require POS hardware upgrade.</w:t>
-      </w:r>
-    </w:p>
-    <w:p>
-      <w:pPr>
-        <w:spacing w:after="120" w:before="280"/>
-      </w:pPr>
-      <w:r>
-        <w:rPr>
-          <w:rFonts w:ascii="Calibri" w:cs="Calibri" w:eastAsia="Calibri" w:hAnsi="Calibri"/>
-          <w:b/>
-          <w:bCs/>
-          <w:color w:val="0D7C8F"/>
-          <w:sz w:val="26"/>
-          <w:szCs w:val="26"/>
-        </w:rPr>
-        <w:t xml:space="preserve">2.3 Action 3: Unified Traceability (F2)</w:t>
-      </w:r>
-    </w:p>
-    <w:p>
-      <w:pPr>
-        <w:spacing w:after="80"/>
-      </w:pPr>
-      <w:r>
-        <w:rPr>
-          <w:rFonts w:ascii="Calibri" w:cs="Calibri" w:eastAsia="Calibri" w:hAnsi="Calibri"/>
-          <w:b/>
-          <w:bCs/>
-          <w:color w:val="1B2A4A"/>
-          <w:sz w:val="21"/>
-          <w:szCs w:val="21"/>
-        </w:rPr>
-        <w:t xml:space="preserve">Target: </w:t>
-      </w:r>
-      <w:r>
-        <w:rPr>
-          <w:rFonts w:ascii="Calibri" w:cs="Calibri" w:eastAsia="Calibri" w:hAnsi="Calibri"/>
-          <w:color w:val="1F2937"/>
-          <w:sz w:val="21"/>
-          <w:szCs w:val="21"/>
-        </w:rPr>
-        <w:t xml:space="preserve">Single-query traceability across SAP, WMS, TMS, Salesforce</w:t>
-      </w:r>
-    </w:p>
-    <w:p>
-      <w:pPr>
-        <w:spacing w:after="80"/>
-      </w:pPr>
-      <w:r>
-        <w:rPr>
-          <w:rFonts w:ascii="Calibri" w:cs="Calibri" w:eastAsia="Calibri" w:hAnsi="Calibri"/>
-          <w:b/>
-          <w:bCs/>
-          <w:color w:val="1B2A4A"/>
-          <w:sz w:val="21"/>
-          <w:szCs w:val="21"/>
-        </w:rPr>
-        <w:t xml:space="preserve">Deadline: </w:t>
-      </w:r>
-      <w:r>
-        <w:rPr>
-          <w:rFonts w:ascii="Calibri" w:cs="Calibri" w:eastAsia="Calibri" w:hAnsi="Calibri"/>
-          <w:color w:val="1F2937"/>
-          <w:sz w:val="21"/>
-          <w:szCs w:val="21"/>
-        </w:rPr>
-        <w:t xml:space="preserve">Project Qlarity Phase 1</w:t>
-      </w:r>
-    </w:p>
-    <w:p>
-      <w:pPr>
-        <w:spacing w:after="80"/>
-      </w:pPr>
-      <w:r>
-        <w:rPr>
-          <w:rFonts w:ascii="Calibri" w:cs="Calibri" w:eastAsia="Calibri" w:hAnsi="Calibri"/>
-          <w:b/>
-          <w:bCs/>
-          <w:color w:val="1B2A4A"/>
-          <w:sz w:val="21"/>
-          <w:szCs w:val="21"/>
-        </w:rPr>
-        <w:t xml:space="preserve">Status: </w:t>
-      </w:r>
-      <w:r>
-        <w:rPr>
-          <w:rFonts w:ascii="Calibri" w:cs="Calibri" w:eastAsia="Calibri" w:hAnsi="Calibri"/>
-          <w:color w:val="1F2937"/>
-          <w:sz w:val="21"/>
-          <w:szCs w:val="21"/>
-        </w:rPr>
-        <w:t xml:space="preserve">Business case submitted — Pending CIO approval</w:t>
-      </w:r>
-    </w:p>
-    <w:p>
-      <w:pPr>
-        <w:spacing w:after="120"/>
-        <w:jc w:val="left"/>
-      </w:pPr>
-      <w:r>
-        <w:rPr>
-          <w:rFonts w:ascii="Calibri" w:cs="Calibri" w:eastAsia="Calibri" w:hAnsi="Calibri"/>
-          <w:b w:val="false"/>
-          <w:bCs w:val="false"/>
-          <w:i w:val="false"/>
-          <w:iCs w:val="false"/>
-          <w:color w:val="1F2937"/>
-          <w:sz w:val="21"/>
-          <w:szCs w:val="21"/>
-        </w:rPr>
-        <w:t xml:space="preserve">This corrective action depends on the implementation of Project Qlarity, which will create a unified data layer connecting all 4 traceability systems. Business case presented to senior leadership on 15 October 2025. CIO review scheduled for 31 October 2025.</w:t>
-      </w:r>
-    </w:p>
-    <w:p>
-      <w:pPr>
-        <w:spacing w:after="120" w:before="280"/>
-      </w:pPr>
-      <w:r>
-        <w:rPr>
-          <w:rFonts w:ascii="Calibri" w:cs="Calibri" w:eastAsia="Calibri" w:hAnsi="Calibri"/>
-          <w:b/>
-          <w:bCs/>
-          <w:color w:val="0D7C8F"/>
-          <w:sz w:val="26"/>
-          <w:szCs w:val="26"/>
-        </w:rPr>
-        <w:t xml:space="preserve">2.4 Action 4: Sub-Tier Supplier Mapping (F4)</w:t>
-      </w:r>
-    </w:p>
-    <w:p>
-      <w:pPr>
-        <w:spacing w:after="80"/>
-      </w:pPr>
-      <w:r>
-        <w:rPr>
-          <w:rFonts w:ascii="Calibri" w:cs="Calibri" w:eastAsia="Calibri" w:hAnsi="Calibri"/>
-          <w:b/>
-          <w:bCs/>
-          <w:color w:val="1B2A4A"/>
-          <w:sz w:val="21"/>
-          <w:szCs w:val="21"/>
-        </w:rPr>
-        <w:t xml:space="preserve">Target: </w:t>
-      </w:r>
-      <w:r>
-        <w:rPr>
-          <w:rFonts w:ascii="Calibri" w:cs="Calibri" w:eastAsia="Calibri" w:hAnsi="Calibri"/>
-          <w:color w:val="1F2937"/>
-          <w:sz w:val="21"/>
-          <w:szCs w:val="21"/>
-        </w:rPr>
-        <w:t xml:space="preserve">80% of food suppliers with documented sub-tier relationships</w:t>
-      </w:r>
-    </w:p>
-    <w:p>
-      <w:pPr>
-        <w:spacing w:after="80"/>
-      </w:pPr>
-      <w:r>
-        <w:rPr>
-          <w:rFonts w:ascii="Calibri" w:cs="Calibri" w:eastAsia="Calibri" w:hAnsi="Calibri"/>
-          <w:b/>
-          <w:bCs/>
-          <w:color w:val="1B2A4A"/>
-          <w:sz w:val="21"/>
-          <w:szCs w:val="21"/>
-        </w:rPr>
-        <w:t xml:space="preserve">Deadline: </w:t>
-      </w:r>
-      <w:r>
-        <w:rPr>
-          <w:rFonts w:ascii="Calibri" w:cs="Calibri" w:eastAsia="Calibri" w:hAnsi="Calibri"/>
-          <w:color w:val="1F2937"/>
-          <w:sz w:val="21"/>
-          <w:szCs w:val="21"/>
-        </w:rPr>
-        <w:t xml:space="preserve">01 January 2026</w:t>
-      </w:r>
-    </w:p>
-    <w:p>
-      <w:pPr>
-        <w:spacing w:after="80"/>
-      </w:pPr>
-      <w:r>
-        <w:rPr>
-          <w:rFonts w:ascii="Calibri" w:cs="Calibri" w:eastAsia="Calibri" w:hAnsi="Calibri"/>
-          <w:b/>
-          <w:bCs/>
-          <w:color w:val="1B2A4A"/>
-          <w:sz w:val="21"/>
-          <w:szCs w:val="21"/>
-        </w:rPr>
-        <w:t xml:space="preserve">Status: </w:t>
-      </w:r>
-      <w:r>
-        <w:rPr>
-          <w:rFonts w:ascii="Calibri" w:cs="Calibri" w:eastAsia="Calibri" w:hAnsi="Calibri"/>
-          <w:color w:val="1F2937"/>
-          <w:sz w:val="21"/>
-          <w:szCs w:val="21"/>
-        </w:rPr>
-        <w:t xml:space="preserve">36% complete — At Risk ⚠</w:t>
-      </w:r>
-    </w:p>
     <w:tbl>
       <w:tblPr>
         <w:tblW w:type="pct" w:w="100%"/>
@@ -1417,7 +1184,7 @@
               <w:bottom w:val="none"/>
               <w:right w:val="none"/>
             </w:tcBorders>
-            <w:shd w:color="C4922E" w:val="solid"/>
+            <w:shd w:color="1B2A4A" w:val="solid"/>
           </w:tcPr>
           <w:p>
             <w:pPr>
@@ -1454,12 +1221,31 @@
                 <w:sz w:val="20"/>
                 <w:szCs w:val="20"/>
               </w:rPr>
-              <w:t xml:space="preserve">This action is at risk. Only 36% of food suppliers have provided sub-tier documentation. Many suppliers cite commercial confidentiality. The Fresh Direct lettuce recall demonstrated the risk of undisclosed sub-tier suppliers.</w:t>
+              <w:t xml:space="preserve">The two Major findings (F1, F2) require corrective action within 6 months or MCG risks escalation to enforcement proceedings, which could include production restrictions or facility closure orders.</w:t>
             </w:r>
           </w:p>
         </w:tc>
       </w:tr>
     </w:tbl>
+    <w:p>
+      <w:pPr>
+        <w:pBdr>
+          <w:bottom w:val="single" w:color="0D7C8F" w:sz="2" w:space="4"/>
+        </w:pBdr>
+        <w:spacing w:after="160" w:before="360"/>
+      </w:pPr>
+      <w:r>
+        <w:rPr>
+          <w:rFonts w:ascii="Calibri" w:cs="Calibri" w:eastAsia="Calibri" w:hAnsi="Calibri"/>
+          <w:b/>
+          <w:bCs/>
+          <w:color w:val="1B2A4A"/>
+          <w:sz w:val="30"/>
+          <w:szCs w:val="30"/>
+        </w:rPr>
+        <w:t xml:space="preserve">2. Corrective Action Status</w:t>
+      </w:r>
+    </w:p>
     <w:p>
       <w:pPr>
         <w:spacing w:after="120" w:before="280"/>
@@ -1473,7 +1259,7 @@
           <w:sz w:val="26"/>
           <w:szCs w:val="26"/>
         </w:rPr>
-        <w:t xml:space="preserve">2.5 Action 5: Country of Origin Compliance (F3)</w:t>
+        <w:t xml:space="preserve">2.1 Action 1: Lot Number Capture (F1)</w:t>
       </w:r>
     </w:p>
     <w:p>
@@ -1498,7 +1284,7 @@
           <w:sz w:val="21"/>
           <w:szCs w:val="21"/>
         </w:rPr>
-        <w:t xml:space="preserve">100% country of origin for fresh produce</w:t>
+        <w:t xml:space="preserve">100% lot capture for all food products at all food-handling DCs</w:t>
       </w:r>
     </w:p>
     <w:p>
@@ -1523,7 +1309,7 @@
           <w:sz w:val="21"/>
           <w:szCs w:val="21"/>
         </w:rPr>
-        <w:t xml:space="preserve">01 November 2025</w:t>
+        <w:t xml:space="preserve">01 October 2025</w:t>
       </w:r>
     </w:p>
     <w:p>
@@ -1548,7 +1334,7 @@
           <w:sz w:val="21"/>
           <w:szCs w:val="21"/>
         </w:rPr>
-        <w:t xml:space="preserve">88% complete — On Track</w:t>
+        <w:t xml:space="preserve">93% complete — On Track</w:t>
       </w:r>
     </w:p>
     <w:p>
@@ -1567,7 +1353,2285 @@
           <w:sz w:val="21"/>
           <w:szCs w:val="21"/>
         </w:rPr>
-        <w:t xml:space="preserve">Procurement team has updated supplier requirements. 88% of fresh produce SKUs now have validated country of origin. Remaining 12% are sourced from multi-origin suppliers where country varies by shipment — process being developed.</w:t>
+        <w:t xml:space="preserve">Changes implemented:</w:t>
+      </w:r>
+    </w:p>
+    <w:p>
+      <w:pPr>
+        <w:pStyle w:val="ListParagraph"/>
+        <w:numPr>
+          <w:ilvl w:val="0"/>
+          <w:numId w:val="1"/>
+        </w:numPr>
+        <w:spacing w:after="120"/>
+        <w:jc w:val="left"/>
+      </w:pPr>
+      <w:r>
+        <w:rPr>
+          <w:rFonts w:ascii="Calibri" w:cs="Calibri" w:eastAsia="Calibri" w:hAnsi="Calibri"/>
+          <w:b w:val="false"/>
+          <w:bCs w:val="false"/>
+          <w:i w:val="false"/>
+          <w:iCs w:val="false"/>
+          <w:color w:val="1F2937"/>
+          <w:sz w:val="21"/>
+          <w:szCs w:val="21"/>
+        </w:rPr>
+        <w:t xml:space="preserve">WMS goods receipt forms converted from free-text to structured input with mandatory validation — blank lot numbers now blocked at system level</w:t>
+      </w:r>
+    </w:p>
+    <w:p>
+      <w:pPr>
+        <w:pStyle w:val="ListParagraph"/>
+        <w:numPr>
+          <w:ilvl w:val="0"/>
+          <w:numId w:val="1"/>
+        </w:numPr>
+        <w:spacing w:after="120"/>
+        <w:jc w:val="left"/>
+      </w:pPr>
+      <w:r>
+        <w:rPr>
+          <w:rFonts w:ascii="Calibri" w:cs="Calibri" w:eastAsia="Calibri" w:hAnsi="Calibri"/>
+          <w:b w:val="false"/>
+          <w:bCs w:val="false"/>
+          <w:i w:val="false"/>
+          <w:iCs w:val="false"/>
+          <w:color w:val="1F2937"/>
+          <w:sz w:val="21"/>
+          <w:szCs w:val="21"/>
+        </w:rPr>
+        <w:t xml:space="preserve">Barcode scanning now required for lot entry at 24 of 28 food-handling DCs</w:t>
+      </w:r>
+    </w:p>
+    <w:p>
+      <w:pPr>
+        <w:pStyle w:val="ListParagraph"/>
+        <w:numPr>
+          <w:ilvl w:val="0"/>
+          <w:numId w:val="1"/>
+        </w:numPr>
+        <w:spacing w:after="120"/>
+        <w:jc w:val="left"/>
+      </w:pPr>
+      <w:r>
+        <w:rPr>
+          <w:rFonts w:ascii="Calibri" w:cs="Calibri" w:eastAsia="Calibri" w:hAnsi="Calibri"/>
+          <w:b w:val="false"/>
+          <w:bCs w:val="false"/>
+          <w:i w:val="false"/>
+          <w:iCs w:val="false"/>
+          <w:color w:val="1F2937"/>
+          <w:sz w:val="21"/>
+          <w:szCs w:val="21"/>
+        </w:rPr>
+        <w:t xml:space="preserve">Remaining 7% gap: 4 legacy warehouse locations (Rotterdam Zone C, Antwerp Annex, Hamburg Cold Store, Milan Fresh Wing) using older Symbol MC9190 handheld scanners that require firmware update to support the new structured input format</w:t>
+      </w:r>
+    </w:p>
+    <w:p>
+      <w:pPr>
+        <w:spacing w:after="80"/>
+      </w:pPr>
+      <w:r>
+        <w:rPr>
+          <w:rFonts w:ascii="Calibri" w:cs="Calibri" w:eastAsia="Calibri" w:hAnsi="Calibri"/>
+          <w:b/>
+          <w:bCs/>
+          <w:color w:val="1B2A4A"/>
+          <w:sz w:val="21"/>
+          <w:szCs w:val="21"/>
+        </w:rPr>
+        <w:t xml:space="preserve">Firmware Update Schedule: </w:t>
+      </w:r>
+      <w:r>
+        <w:rPr>
+          <w:rFonts w:ascii="Calibri" w:cs="Calibri" w:eastAsia="Calibri" w:hAnsi="Calibri"/>
+          <w:color w:val="1F2937"/>
+          <w:sz w:val="21"/>
+          <w:szCs w:val="21"/>
+        </w:rPr>
+        <w:t xml:space="preserve">Rotterdam Zone C: 10 Oct, Antwerp: 17 Oct, Hamburg: 24 Oct, Milan: 31 Oct</w:t>
+      </w:r>
+    </w:p>
+    <w:p>
+      <w:pPr>
+        <w:spacing w:after="120" w:before="280"/>
+      </w:pPr>
+      <w:r>
+        <w:rPr>
+          <w:rFonts w:ascii="Calibri" w:cs="Calibri" w:eastAsia="Calibri" w:hAnsi="Calibri"/>
+          <w:b/>
+          <w:bCs/>
+          <w:color w:val="0D7C8F"/>
+          <w:sz w:val="26"/>
+          <w:szCs w:val="26"/>
+        </w:rPr>
+        <w:t xml:space="preserve">2.2 Action 2: Store-Level Lot Tracking (F2)</w:t>
+      </w:r>
+    </w:p>
+    <w:p>
+      <w:pPr>
+        <w:spacing w:after="80"/>
+      </w:pPr>
+      <w:r>
+        <w:rPr>
+          <w:rFonts w:ascii="Calibri" w:cs="Calibri" w:eastAsia="Calibri" w:hAnsi="Calibri"/>
+          <w:b/>
+          <w:bCs/>
+          <w:color w:val="1B2A4A"/>
+          <w:sz w:val="21"/>
+          <w:szCs w:val="21"/>
+        </w:rPr>
+        <w:t xml:space="preserve">Target: </w:t>
+      </w:r>
+      <w:r>
+        <w:rPr>
+          <w:rFonts w:ascii="Calibri" w:cs="Calibri" w:eastAsia="Calibri" w:hAnsi="Calibri"/>
+          <w:color w:val="1F2937"/>
+          <w:sz w:val="21"/>
+          <w:szCs w:val="21"/>
+        </w:rPr>
+        <w:t xml:space="preserve">90% lot-level tracking at retail stores</w:t>
+      </w:r>
+    </w:p>
+    <w:p>
+      <w:pPr>
+        <w:spacing w:after="80"/>
+      </w:pPr>
+      <w:r>
+        <w:rPr>
+          <w:rFonts w:ascii="Calibri" w:cs="Calibri" w:eastAsia="Calibri" w:hAnsi="Calibri"/>
+          <w:b/>
+          <w:bCs/>
+          <w:color w:val="1B2A4A"/>
+          <w:sz w:val="21"/>
+          <w:szCs w:val="21"/>
+        </w:rPr>
+        <w:t xml:space="preserve">Deadline: </w:t>
+      </w:r>
+      <w:r>
+        <w:rPr>
+          <w:rFonts w:ascii="Calibri" w:cs="Calibri" w:eastAsia="Calibri" w:hAnsi="Calibri"/>
+          <w:color w:val="1F2937"/>
+          <w:sz w:val="21"/>
+          <w:szCs w:val="21"/>
+        </w:rPr>
+        <w:t xml:space="preserve">01 March 2026</w:t>
+      </w:r>
+    </w:p>
+    <w:p>
+      <w:pPr>
+        <w:spacing w:after="80"/>
+      </w:pPr>
+      <w:r>
+        <w:rPr>
+          <w:rFonts w:ascii="Calibri" w:cs="Calibri" w:eastAsia="Calibri" w:hAnsi="Calibri"/>
+          <w:b/>
+          <w:bCs/>
+          <w:color w:val="1B2A4A"/>
+          <w:sz w:val="21"/>
+          <w:szCs w:val="21"/>
+        </w:rPr>
+        <w:t xml:space="preserve">Status: </w:t>
+      </w:r>
+      <w:r>
+        <w:rPr>
+          <w:rFonts w:ascii="Calibri" w:cs="Calibri" w:eastAsia="Calibri" w:hAnsi="Calibri"/>
+          <w:color w:val="1F2937"/>
+          <w:sz w:val="21"/>
+          <w:szCs w:val="21"/>
+        </w:rPr>
+        <w:t xml:space="preserve">78% complete — In Progress</w:t>
+      </w:r>
+    </w:p>
+    <w:p>
+      <w:pPr>
+        <w:spacing w:after="120"/>
+        <w:jc w:val="left"/>
+      </w:pPr>
+      <w:r>
+        <w:rPr>
+          <w:rFonts w:ascii="Calibri" w:cs="Calibri" w:eastAsia="Calibri" w:hAnsi="Calibri"/>
+          <w:b w:val="false"/>
+          <w:bCs w:val="false"/>
+          <w:i w:val="false"/>
+          <w:iCs w:val="false"/>
+          <w:color w:val="1F2937"/>
+          <w:sz w:val="21"/>
+          <w:szCs w:val="21"/>
+        </w:rPr>
+        <w:t xml:space="preserve">Store POS systems being updated to scan and record lot numbers at receipt. Current rollout:</w:t>
+      </w:r>
+    </w:p>
+    <w:tbl>
+      <w:tblPr>
+        <w:tblW w:type="pct" w:w="100%"/>
+        <w:tblBorders>
+          <w:top w:val="single" w:color="auto" w:sz="4"/>
+          <w:left w:val="single" w:color="auto" w:sz="4"/>
+          <w:bottom w:val="single" w:color="auto" w:sz="4"/>
+          <w:right w:val="single" w:color="auto" w:sz="4"/>
+          <w:insideH w:val="single" w:color="auto" w:sz="4"/>
+          <w:insideV w:val="single" w:color="auto" w:sz="4"/>
+        </w:tblBorders>
+      </w:tblPr>
+      <w:tblGrid>
+        <w:gridCol w:w="100"/>
+        <w:gridCol w:w="100"/>
+        <w:gridCol w:w="100"/>
+        <w:gridCol w:w="100"/>
+        <w:gridCol w:w="100"/>
+      </w:tblGrid>
+      <w:tr>
+        <w:trPr>
+          <w:tblHeader/>
+        </w:trPr>
+        <w:tc>
+          <w:tcPr>
+            <w:shd w:color="0D7C8F" w:val="solid"/>
+            <w:tcMar>
+              <w:top w:type="dxa" w:w="40"/>
+              <w:left w:type="dxa" w:w="80"/>
+              <w:bottom w:type="dxa" w:w="40"/>
+              <w:right w:type="dxa" w:w="80"/>
+            </w:tcMar>
+          </w:tcPr>
+          <w:p>
+            <w:pPr>
+              <w:spacing w:after="0"/>
+            </w:pPr>
+            <w:r>
+              <w:rPr>
+                <w:rFonts w:ascii="Calibri" w:cs="Calibri" w:eastAsia="Calibri" w:hAnsi="Calibri"/>
+                <w:b/>
+                <w:bCs/>
+                <w:color w:val="FFFFFF"/>
+                <w:sz w:val="19"/>
+                <w:szCs w:val="19"/>
+              </w:rPr>
+              <w:t xml:space="preserve">Store Format</w:t>
+            </w:r>
+          </w:p>
+        </w:tc>
+        <w:tc>
+          <w:tcPr>
+            <w:shd w:color="0D7C8F" w:val="solid"/>
+            <w:tcMar>
+              <w:top w:type="dxa" w:w="40"/>
+              <w:left w:type="dxa" w:w="80"/>
+              <w:bottom w:type="dxa" w:w="40"/>
+              <w:right w:type="dxa" w:w="80"/>
+            </w:tcMar>
+          </w:tcPr>
+          <w:p>
+            <w:pPr>
+              <w:spacing w:after="0"/>
+            </w:pPr>
+            <w:r>
+              <w:rPr>
+                <w:rFonts w:ascii="Calibri" w:cs="Calibri" w:eastAsia="Calibri" w:hAnsi="Calibri"/>
+                <w:b/>
+                <w:bCs/>
+                <w:color w:val="FFFFFF"/>
+                <w:sz w:val="19"/>
+                <w:szCs w:val="19"/>
+              </w:rPr>
+              <w:t xml:space="preserve">Total Stores</w:t>
+            </w:r>
+          </w:p>
+        </w:tc>
+        <w:tc>
+          <w:tcPr>
+            <w:shd w:color="0D7C8F" w:val="solid"/>
+            <w:tcMar>
+              <w:top w:type="dxa" w:w="40"/>
+              <w:left w:type="dxa" w:w="80"/>
+              <w:bottom w:type="dxa" w:w="40"/>
+              <w:right w:type="dxa" w:w="80"/>
+            </w:tcMar>
+          </w:tcPr>
+          <w:p>
+            <w:pPr>
+              <w:spacing w:after="0"/>
+            </w:pPr>
+            <w:r>
+              <w:rPr>
+                <w:rFonts w:ascii="Calibri" w:cs="Calibri" w:eastAsia="Calibri" w:hAnsi="Calibri"/>
+                <w:b/>
+                <w:bCs/>
+                <w:color w:val="FFFFFF"/>
+                <w:sz w:val="19"/>
+                <w:szCs w:val="19"/>
+              </w:rPr>
+              <w:t xml:space="preserve">Upgraded</w:t>
+            </w:r>
+          </w:p>
+        </w:tc>
+        <w:tc>
+          <w:tcPr>
+            <w:shd w:color="0D7C8F" w:val="solid"/>
+            <w:tcMar>
+              <w:top w:type="dxa" w:w="40"/>
+              <w:left w:type="dxa" w:w="80"/>
+              <w:bottom w:type="dxa" w:w="40"/>
+              <w:right w:type="dxa" w:w="80"/>
+            </w:tcMar>
+          </w:tcPr>
+          <w:p>
+            <w:pPr>
+              <w:spacing w:after="0"/>
+            </w:pPr>
+            <w:r>
+              <w:rPr>
+                <w:rFonts w:ascii="Calibri" w:cs="Calibri" w:eastAsia="Calibri" w:hAnsi="Calibri"/>
+                <w:b/>
+                <w:bCs/>
+                <w:color w:val="FFFFFF"/>
+                <w:sz w:val="19"/>
+                <w:szCs w:val="19"/>
+              </w:rPr>
+              <w:t xml:space="preserve">Pending</w:t>
+            </w:r>
+          </w:p>
+        </w:tc>
+        <w:tc>
+          <w:tcPr>
+            <w:shd w:color="0D7C8F" w:val="solid"/>
+            <w:tcMar>
+              <w:top w:type="dxa" w:w="40"/>
+              <w:left w:type="dxa" w:w="80"/>
+              <w:bottom w:type="dxa" w:w="40"/>
+              <w:right w:type="dxa" w:w="80"/>
+            </w:tcMar>
+          </w:tcPr>
+          <w:p>
+            <w:pPr>
+              <w:spacing w:after="0"/>
+            </w:pPr>
+            <w:r>
+              <w:rPr>
+                <w:rFonts w:ascii="Calibri" w:cs="Calibri" w:eastAsia="Calibri" w:hAnsi="Calibri"/>
+                <w:b/>
+                <w:bCs/>
+                <w:color w:val="FFFFFF"/>
+                <w:sz w:val="19"/>
+                <w:szCs w:val="19"/>
+              </w:rPr>
+              <w:t xml:space="preserve">% Complete</w:t>
+            </w:r>
+          </w:p>
+        </w:tc>
+      </w:tr>
+      <w:tr>
+        <w:tc>
+          <w:tcPr>
+            <w:shd w:color="F2F4F7" w:val="solid"/>
+            <w:tcMar>
+              <w:top w:type="dxa" w:w="30"/>
+              <w:left w:type="dxa" w:w="80"/>
+              <w:bottom w:type="dxa" w:w="30"/>
+              <w:right w:type="dxa" w:w="80"/>
+            </w:tcMar>
+          </w:tcPr>
+          <w:p>
+            <w:pPr>
+              <w:spacing w:after="0"/>
+            </w:pPr>
+            <w:r>
+              <w:rPr>
+                <w:rFonts w:ascii="Calibri" w:cs="Calibri" w:eastAsia="Calibri" w:hAnsi="Calibri"/>
+                <w:color w:val="1F2937"/>
+                <w:sz w:val="19"/>
+                <w:szCs w:val="19"/>
+              </w:rPr>
+              <w:t xml:space="preserve">MCG Hypermarket</w:t>
+            </w:r>
+          </w:p>
+        </w:tc>
+        <w:tc>
+          <w:tcPr>
+            <w:shd w:color="F2F4F7" w:val="solid"/>
+            <w:tcMar>
+              <w:top w:type="dxa" w:w="30"/>
+              <w:left w:type="dxa" w:w="80"/>
+              <w:bottom w:type="dxa" w:w="30"/>
+              <w:right w:type="dxa" w:w="80"/>
+            </w:tcMar>
+          </w:tcPr>
+          <w:p>
+            <w:pPr>
+              <w:spacing w:after="0"/>
+            </w:pPr>
+            <w:r>
+              <w:rPr>
+                <w:rFonts w:ascii="Calibri" w:cs="Calibri" w:eastAsia="Calibri" w:hAnsi="Calibri"/>
+                <w:color w:val="1F2937"/>
+                <w:sz w:val="19"/>
+                <w:szCs w:val="19"/>
+              </w:rPr>
+              <w:t xml:space="preserve">340</w:t>
+            </w:r>
+          </w:p>
+        </w:tc>
+        <w:tc>
+          <w:tcPr>
+            <w:shd w:color="F2F4F7" w:val="solid"/>
+            <w:tcMar>
+              <w:top w:type="dxa" w:w="30"/>
+              <w:left w:type="dxa" w:w="80"/>
+              <w:bottom w:type="dxa" w:w="30"/>
+              <w:right w:type="dxa" w:w="80"/>
+            </w:tcMar>
+          </w:tcPr>
+          <w:p>
+            <w:pPr>
+              <w:spacing w:after="0"/>
+            </w:pPr>
+            <w:r>
+              <w:rPr>
+                <w:rFonts w:ascii="Calibri" w:cs="Calibri" w:eastAsia="Calibri" w:hAnsi="Calibri"/>
+                <w:color w:val="1F2937"/>
+                <w:sz w:val="19"/>
+                <w:szCs w:val="19"/>
+              </w:rPr>
+              <w:t xml:space="preserve">338</w:t>
+            </w:r>
+          </w:p>
+        </w:tc>
+        <w:tc>
+          <w:tcPr>
+            <w:shd w:color="F2F4F7" w:val="solid"/>
+            <w:tcMar>
+              <w:top w:type="dxa" w:w="30"/>
+              <w:left w:type="dxa" w:w="80"/>
+              <w:bottom w:type="dxa" w:w="30"/>
+              <w:right w:type="dxa" w:w="80"/>
+            </w:tcMar>
+          </w:tcPr>
+          <w:p>
+            <w:pPr>
+              <w:spacing w:after="0"/>
+            </w:pPr>
+            <w:r>
+              <w:rPr>
+                <w:rFonts w:ascii="Calibri" w:cs="Calibri" w:eastAsia="Calibri" w:hAnsi="Calibri"/>
+                <w:color w:val="1F2937"/>
+                <w:sz w:val="19"/>
+                <w:szCs w:val="19"/>
+              </w:rPr>
+              <w:t xml:space="preserve">2</w:t>
+            </w:r>
+          </w:p>
+        </w:tc>
+        <w:tc>
+          <w:tcPr>
+            <w:shd w:color="F2F4F7" w:val="solid"/>
+            <w:tcMar>
+              <w:top w:type="dxa" w:w="30"/>
+              <w:left w:type="dxa" w:w="80"/>
+              <w:bottom w:type="dxa" w:w="30"/>
+              <w:right w:type="dxa" w:w="80"/>
+            </w:tcMar>
+          </w:tcPr>
+          <w:p>
+            <w:pPr>
+              <w:spacing w:after="0"/>
+            </w:pPr>
+            <w:r>
+              <w:rPr>
+                <w:rFonts w:ascii="Calibri" w:cs="Calibri" w:eastAsia="Calibri" w:hAnsi="Calibri"/>
+                <w:color w:val="1F2937"/>
+                <w:sz w:val="19"/>
+                <w:szCs w:val="19"/>
+              </w:rPr>
+              <w:t xml:space="preserve">99%</w:t>
+            </w:r>
+          </w:p>
+        </w:tc>
+      </w:tr>
+      <w:tr>
+        <w:tc>
+          <w:tcPr>
+            <w:tcMar>
+              <w:top w:type="dxa" w:w="30"/>
+              <w:left w:type="dxa" w:w="80"/>
+              <w:bottom w:type="dxa" w:w="30"/>
+              <w:right w:type="dxa" w:w="80"/>
+            </w:tcMar>
+          </w:tcPr>
+          <w:p>
+            <w:pPr>
+              <w:spacing w:after="0"/>
+            </w:pPr>
+            <w:r>
+              <w:rPr>
+                <w:rFonts w:ascii="Calibri" w:cs="Calibri" w:eastAsia="Calibri" w:hAnsi="Calibri"/>
+                <w:color w:val="1F2937"/>
+                <w:sz w:val="19"/>
+                <w:szCs w:val="19"/>
+              </w:rPr>
+              <w:t xml:space="preserve">MCG Supermarket</w:t>
+            </w:r>
+          </w:p>
+        </w:tc>
+        <w:tc>
+          <w:tcPr>
+            <w:tcMar>
+              <w:top w:type="dxa" w:w="30"/>
+              <w:left w:type="dxa" w:w="80"/>
+              <w:bottom w:type="dxa" w:w="30"/>
+              <w:right w:type="dxa" w:w="80"/>
+            </w:tcMar>
+          </w:tcPr>
+          <w:p>
+            <w:pPr>
+              <w:spacing w:after="0"/>
+            </w:pPr>
+            <w:r>
+              <w:rPr>
+                <w:rFonts w:ascii="Calibri" w:cs="Calibri" w:eastAsia="Calibri" w:hAnsi="Calibri"/>
+                <w:color w:val="1F2937"/>
+                <w:sz w:val="19"/>
+                <w:szCs w:val="19"/>
+              </w:rPr>
+              <w:t xml:space="preserve">520</w:t>
+            </w:r>
+          </w:p>
+        </w:tc>
+        <w:tc>
+          <w:tcPr>
+            <w:tcMar>
+              <w:top w:type="dxa" w:w="30"/>
+              <w:left w:type="dxa" w:w="80"/>
+              <w:bottom w:type="dxa" w:w="30"/>
+              <w:right w:type="dxa" w:w="80"/>
+            </w:tcMar>
+          </w:tcPr>
+          <w:p>
+            <w:pPr>
+              <w:spacing w:after="0"/>
+            </w:pPr>
+            <w:r>
+              <w:rPr>
+                <w:rFonts w:ascii="Calibri" w:cs="Calibri" w:eastAsia="Calibri" w:hAnsi="Calibri"/>
+                <w:color w:val="1F2937"/>
+                <w:sz w:val="19"/>
+                <w:szCs w:val="19"/>
+              </w:rPr>
+              <w:t xml:space="preserve">412</w:t>
+            </w:r>
+          </w:p>
+        </w:tc>
+        <w:tc>
+          <w:tcPr>
+            <w:tcMar>
+              <w:top w:type="dxa" w:w="30"/>
+              <w:left w:type="dxa" w:w="80"/>
+              <w:bottom w:type="dxa" w:w="30"/>
+              <w:right w:type="dxa" w:w="80"/>
+            </w:tcMar>
+          </w:tcPr>
+          <w:p>
+            <w:pPr>
+              <w:spacing w:after="0"/>
+            </w:pPr>
+            <w:r>
+              <w:rPr>
+                <w:rFonts w:ascii="Calibri" w:cs="Calibri" w:eastAsia="Calibri" w:hAnsi="Calibri"/>
+                <w:color w:val="1F2937"/>
+                <w:sz w:val="19"/>
+                <w:szCs w:val="19"/>
+              </w:rPr>
+              <w:t xml:space="preserve">108</w:t>
+            </w:r>
+          </w:p>
+        </w:tc>
+        <w:tc>
+          <w:tcPr>
+            <w:tcMar>
+              <w:top w:type="dxa" w:w="30"/>
+              <w:left w:type="dxa" w:w="80"/>
+              <w:bottom w:type="dxa" w:w="30"/>
+              <w:right w:type="dxa" w:w="80"/>
+            </w:tcMar>
+          </w:tcPr>
+          <w:p>
+            <w:pPr>
+              <w:spacing w:after="0"/>
+            </w:pPr>
+            <w:r>
+              <w:rPr>
+                <w:rFonts w:ascii="Calibri" w:cs="Calibri" w:eastAsia="Calibri" w:hAnsi="Calibri"/>
+                <w:color w:val="1F2937"/>
+                <w:sz w:val="19"/>
+                <w:szCs w:val="19"/>
+              </w:rPr>
+              <w:t xml:space="preserve">79%</w:t>
+            </w:r>
+          </w:p>
+        </w:tc>
+      </w:tr>
+      <w:tr>
+        <w:tc>
+          <w:tcPr>
+            <w:shd w:color="F2F4F7" w:val="solid"/>
+            <w:tcMar>
+              <w:top w:type="dxa" w:w="30"/>
+              <w:left w:type="dxa" w:w="80"/>
+              <w:bottom w:type="dxa" w:w="30"/>
+              <w:right w:type="dxa" w:w="80"/>
+            </w:tcMar>
+          </w:tcPr>
+          <w:p>
+            <w:pPr>
+              <w:spacing w:after="0"/>
+            </w:pPr>
+            <w:r>
+              <w:rPr>
+                <w:rFonts w:ascii="Calibri" w:cs="Calibri" w:eastAsia="Calibri" w:hAnsi="Calibri"/>
+                <w:color w:val="1F2937"/>
+                <w:sz w:val="19"/>
+                <w:szCs w:val="19"/>
+              </w:rPr>
+              <w:t xml:space="preserve">MCG Express</w:t>
+            </w:r>
+          </w:p>
+        </w:tc>
+        <w:tc>
+          <w:tcPr>
+            <w:shd w:color="F2F4F7" w:val="solid"/>
+            <w:tcMar>
+              <w:top w:type="dxa" w:w="30"/>
+              <w:left w:type="dxa" w:w="80"/>
+              <w:bottom w:type="dxa" w:w="30"/>
+              <w:right w:type="dxa" w:w="80"/>
+            </w:tcMar>
+          </w:tcPr>
+          <w:p>
+            <w:pPr>
+              <w:spacing w:after="0"/>
+            </w:pPr>
+            <w:r>
+              <w:rPr>
+                <w:rFonts w:ascii="Calibri" w:cs="Calibri" w:eastAsia="Calibri" w:hAnsi="Calibri"/>
+                <w:color w:val="1F2937"/>
+                <w:sz w:val="19"/>
+                <w:szCs w:val="19"/>
+              </w:rPr>
+              <w:t xml:space="preserve">280</w:t>
+            </w:r>
+          </w:p>
+        </w:tc>
+        <w:tc>
+          <w:tcPr>
+            <w:shd w:color="F2F4F7" w:val="solid"/>
+            <w:tcMar>
+              <w:top w:type="dxa" w:w="30"/>
+              <w:left w:type="dxa" w:w="80"/>
+              <w:bottom w:type="dxa" w:w="30"/>
+              <w:right w:type="dxa" w:w="80"/>
+            </w:tcMar>
+          </w:tcPr>
+          <w:p>
+            <w:pPr>
+              <w:spacing w:after="0"/>
+            </w:pPr>
+            <w:r>
+              <w:rPr>
+                <w:rFonts w:ascii="Calibri" w:cs="Calibri" w:eastAsia="Calibri" w:hAnsi="Calibri"/>
+                <w:color w:val="1F2937"/>
+                <w:sz w:val="19"/>
+                <w:szCs w:val="19"/>
+              </w:rPr>
+              <w:t xml:space="preserve">140</w:t>
+            </w:r>
+          </w:p>
+        </w:tc>
+        <w:tc>
+          <w:tcPr>
+            <w:shd w:color="F2F4F7" w:val="solid"/>
+            <w:tcMar>
+              <w:top w:type="dxa" w:w="30"/>
+              <w:left w:type="dxa" w:w="80"/>
+              <w:bottom w:type="dxa" w:w="30"/>
+              <w:right w:type="dxa" w:w="80"/>
+            </w:tcMar>
+          </w:tcPr>
+          <w:p>
+            <w:pPr>
+              <w:spacing w:after="0"/>
+            </w:pPr>
+            <w:r>
+              <w:rPr>
+                <w:rFonts w:ascii="Calibri" w:cs="Calibri" w:eastAsia="Calibri" w:hAnsi="Calibri"/>
+                <w:color w:val="1F2937"/>
+                <w:sz w:val="19"/>
+                <w:szCs w:val="19"/>
+              </w:rPr>
+              <w:t xml:space="preserve">140</w:t>
+            </w:r>
+          </w:p>
+        </w:tc>
+        <w:tc>
+          <w:tcPr>
+            <w:shd w:color="F2F4F7" w:val="solid"/>
+            <w:tcMar>
+              <w:top w:type="dxa" w:w="30"/>
+              <w:left w:type="dxa" w:w="80"/>
+              <w:bottom w:type="dxa" w:w="30"/>
+              <w:right w:type="dxa" w:w="80"/>
+            </w:tcMar>
+          </w:tcPr>
+          <w:p>
+            <w:pPr>
+              <w:spacing w:after="0"/>
+            </w:pPr>
+            <w:r>
+              <w:rPr>
+                <w:rFonts w:ascii="Calibri" w:cs="Calibri" w:eastAsia="Calibri" w:hAnsi="Calibri"/>
+                <w:color w:val="1F2937"/>
+                <w:sz w:val="19"/>
+                <w:szCs w:val="19"/>
+              </w:rPr>
+              <w:t xml:space="preserve">50%</w:t>
+            </w:r>
+          </w:p>
+        </w:tc>
+      </w:tr>
+      <w:tr>
+        <w:tc>
+          <w:tcPr>
+            <w:tcMar>
+              <w:top w:type="dxa" w:w="30"/>
+              <w:left w:type="dxa" w:w="80"/>
+              <w:bottom w:type="dxa" w:w="30"/>
+              <w:right w:type="dxa" w:w="80"/>
+            </w:tcMar>
+          </w:tcPr>
+          <w:p>
+            <w:pPr>
+              <w:spacing w:after="0"/>
+            </w:pPr>
+            <w:r>
+              <w:rPr>
+                <w:rFonts w:ascii="Calibri" w:cs="Calibri" w:eastAsia="Calibri" w:hAnsi="Calibri"/>
+                <w:color w:val="1F2937"/>
+                <w:sz w:val="19"/>
+                <w:szCs w:val="19"/>
+              </w:rPr>
+              <w:t xml:space="preserve">Total</w:t>
+            </w:r>
+          </w:p>
+        </w:tc>
+        <w:tc>
+          <w:tcPr>
+            <w:tcMar>
+              <w:top w:type="dxa" w:w="30"/>
+              <w:left w:type="dxa" w:w="80"/>
+              <w:bottom w:type="dxa" w:w="30"/>
+              <w:right w:type="dxa" w:w="80"/>
+            </w:tcMar>
+          </w:tcPr>
+          <w:p>
+            <w:pPr>
+              <w:spacing w:after="0"/>
+            </w:pPr>
+            <w:r>
+              <w:rPr>
+                <w:rFonts w:ascii="Calibri" w:cs="Calibri" w:eastAsia="Calibri" w:hAnsi="Calibri"/>
+                <w:color w:val="1F2937"/>
+                <w:sz w:val="19"/>
+                <w:szCs w:val="19"/>
+              </w:rPr>
+              <w:t xml:space="preserve">1,140</w:t>
+            </w:r>
+          </w:p>
+        </w:tc>
+        <w:tc>
+          <w:tcPr>
+            <w:tcMar>
+              <w:top w:type="dxa" w:w="30"/>
+              <w:left w:type="dxa" w:w="80"/>
+              <w:bottom w:type="dxa" w:w="30"/>
+              <w:right w:type="dxa" w:w="80"/>
+            </w:tcMar>
+          </w:tcPr>
+          <w:p>
+            <w:pPr>
+              <w:spacing w:after="0"/>
+            </w:pPr>
+            <w:r>
+              <w:rPr>
+                <w:rFonts w:ascii="Calibri" w:cs="Calibri" w:eastAsia="Calibri" w:hAnsi="Calibri"/>
+                <w:color w:val="1F2937"/>
+                <w:sz w:val="19"/>
+                <w:szCs w:val="19"/>
+              </w:rPr>
+              <w:t xml:space="preserve">890</w:t>
+            </w:r>
+          </w:p>
+        </w:tc>
+        <w:tc>
+          <w:tcPr>
+            <w:tcMar>
+              <w:top w:type="dxa" w:w="30"/>
+              <w:left w:type="dxa" w:w="80"/>
+              <w:bottom w:type="dxa" w:w="30"/>
+              <w:right w:type="dxa" w:w="80"/>
+            </w:tcMar>
+          </w:tcPr>
+          <w:p>
+            <w:pPr>
+              <w:spacing w:after="0"/>
+            </w:pPr>
+            <w:r>
+              <w:rPr>
+                <w:rFonts w:ascii="Calibri" w:cs="Calibri" w:eastAsia="Calibri" w:hAnsi="Calibri"/>
+                <w:color w:val="1F2937"/>
+                <w:sz w:val="19"/>
+                <w:szCs w:val="19"/>
+              </w:rPr>
+              <w:t xml:space="preserve">250</w:t>
+            </w:r>
+          </w:p>
+        </w:tc>
+        <w:tc>
+          <w:tcPr>
+            <w:tcMar>
+              <w:top w:type="dxa" w:w="30"/>
+              <w:left w:type="dxa" w:w="80"/>
+              <w:bottom w:type="dxa" w:w="30"/>
+              <w:right w:type="dxa" w:w="80"/>
+            </w:tcMar>
+          </w:tcPr>
+          <w:p>
+            <w:pPr>
+              <w:spacing w:after="0"/>
+            </w:pPr>
+            <w:r>
+              <w:rPr>
+                <w:rFonts w:ascii="Calibri" w:cs="Calibri" w:eastAsia="Calibri" w:hAnsi="Calibri"/>
+                <w:color w:val="1F2937"/>
+                <w:sz w:val="19"/>
+                <w:szCs w:val="19"/>
+              </w:rPr>
+              <w:t xml:space="preserve">78%</w:t>
+            </w:r>
+          </w:p>
+        </w:tc>
+      </w:tr>
+    </w:tbl>
+    <w:p>
+      <w:pPr>
+        <w:spacing w:after="120"/>
+        <w:jc w:val="left"/>
+      </w:pPr>
+      <w:r>
+        <w:rPr>
+          <w:rFonts w:ascii="Calibri" w:cs="Calibri" w:eastAsia="Calibri" w:hAnsi="Calibri"/>
+          <w:b w:val="false"/>
+          <w:bCs w:val="false"/>
+          <w:i w:val="false"/>
+          <w:iCs w:val="false"/>
+          <w:color w:val="1F2937"/>
+          <w:sz w:val="21"/>
+          <w:szCs w:val="21"/>
+        </w:rPr>
+        <w:t xml:space="preserve">The MCG Express format stores require a POS hardware upgrade (current terminals lack barcode scanning capability for lot numbers). Hardware procurement is approved; installation scheduled for November 2025 — February 2026.</w:t>
+      </w:r>
+    </w:p>
+    <w:p>
+      <w:pPr>
+        <w:spacing w:after="120" w:before="280"/>
+      </w:pPr>
+      <w:r>
+        <w:rPr>
+          <w:rFonts w:ascii="Calibri" w:cs="Calibri" w:eastAsia="Calibri" w:hAnsi="Calibri"/>
+          <w:b/>
+          <w:bCs/>
+          <w:color w:val="0D7C8F"/>
+          <w:sz w:val="26"/>
+          <w:szCs w:val="26"/>
+        </w:rPr>
+        <w:t xml:space="preserve">2.3 Action 3: Unified Traceability (F2)</w:t>
+      </w:r>
+    </w:p>
+    <w:p>
+      <w:pPr>
+        <w:spacing w:after="80"/>
+      </w:pPr>
+      <w:r>
+        <w:rPr>
+          <w:rFonts w:ascii="Calibri" w:cs="Calibri" w:eastAsia="Calibri" w:hAnsi="Calibri"/>
+          <w:b/>
+          <w:bCs/>
+          <w:color w:val="1B2A4A"/>
+          <w:sz w:val="21"/>
+          <w:szCs w:val="21"/>
+        </w:rPr>
+        <w:t xml:space="preserve">Target: </w:t>
+      </w:r>
+      <w:r>
+        <w:rPr>
+          <w:rFonts w:ascii="Calibri" w:cs="Calibri" w:eastAsia="Calibri" w:hAnsi="Calibri"/>
+          <w:color w:val="1F2937"/>
+          <w:sz w:val="21"/>
+          <w:szCs w:val="21"/>
+        </w:rPr>
+        <w:t xml:space="preserve">Single-query traceability across SAP, WMS, TMS, and Salesforce Commerce</w:t>
+      </w:r>
+    </w:p>
+    <w:p>
+      <w:pPr>
+        <w:spacing w:after="80"/>
+      </w:pPr>
+      <w:r>
+        <w:rPr>
+          <w:rFonts w:ascii="Calibri" w:cs="Calibri" w:eastAsia="Calibri" w:hAnsi="Calibri"/>
+          <w:b/>
+          <w:bCs/>
+          <w:color w:val="1B2A4A"/>
+          <w:sz w:val="21"/>
+          <w:szCs w:val="21"/>
+        </w:rPr>
+        <w:t xml:space="preserve">Deadline: </w:t>
+      </w:r>
+      <w:r>
+        <w:rPr>
+          <w:rFonts w:ascii="Calibri" w:cs="Calibri" w:eastAsia="Calibri" w:hAnsi="Calibri"/>
+          <w:color w:val="1F2937"/>
+          <w:sz w:val="21"/>
+          <w:szCs w:val="21"/>
+        </w:rPr>
+        <w:t xml:space="preserve">Dependent on Project Qlarity Phase 1</w:t>
+      </w:r>
+    </w:p>
+    <w:p>
+      <w:pPr>
+        <w:spacing w:after="80"/>
+      </w:pPr>
+      <w:r>
+        <w:rPr>
+          <w:rFonts w:ascii="Calibri" w:cs="Calibri" w:eastAsia="Calibri" w:hAnsi="Calibri"/>
+          <w:b/>
+          <w:bCs/>
+          <w:color w:val="1B2A4A"/>
+          <w:sz w:val="21"/>
+          <w:szCs w:val="21"/>
+        </w:rPr>
+        <w:t xml:space="preserve">Status: </w:t>
+      </w:r>
+      <w:r>
+        <w:rPr>
+          <w:rFonts w:ascii="Calibri" w:cs="Calibri" w:eastAsia="Calibri" w:hAnsi="Calibri"/>
+          <w:color w:val="1F2937"/>
+          <w:sz w:val="21"/>
+          <w:szCs w:val="21"/>
+        </w:rPr>
+        <w:t xml:space="preserve">Business case submitted — Pending CIO approval (31 October 2025)</w:t>
+      </w:r>
+    </w:p>
+    <w:p>
+      <w:pPr>
+        <w:spacing w:after="120"/>
+        <w:jc w:val="left"/>
+      </w:pPr>
+      <w:r>
+        <w:rPr>
+          <w:rFonts w:ascii="Calibri" w:cs="Calibri" w:eastAsia="Calibri" w:hAnsi="Calibri"/>
+          <w:b w:val="false"/>
+          <w:bCs w:val="false"/>
+          <w:i w:val="false"/>
+          <w:iCs w:val="false"/>
+          <w:color w:val="1F2937"/>
+          <w:sz w:val="21"/>
+          <w:szCs w:val="21"/>
+        </w:rPr>
+        <w:t xml:space="preserve">This corrective action depends on the implementation of Project Qlarity, which will create a unified data layer connecting all 4 traceability systems via Qlik Talend Cloud CDC pipelines and a Qlik Open Lakehouse. The business case ($12.4M over 24 months) was presented to senior leadership on 15 October 2025.</w:t>
+      </w:r>
+    </w:p>
+    <w:p>
+      <w:pPr>
+        <w:spacing w:after="120"/>
+        <w:jc w:val="left"/>
+      </w:pPr>
+      <w:r>
+        <w:rPr>
+          <w:rFonts w:ascii="Calibri" w:cs="Calibri" w:eastAsia="Calibri" w:hAnsi="Calibri"/>
+          <w:b w:val="false"/>
+          <w:bCs w:val="false"/>
+          <w:i w:val="false"/>
+          <w:iCs w:val="false"/>
+          <w:color w:val="1F2937"/>
+          <w:sz w:val="21"/>
+          <w:szCs w:val="21"/>
+        </w:rPr>
+        <w:t xml:space="preserve">If approved, the traceability data product (Phase 1) would be operational by Q3 2026, enabling single-query lot-to-store tracing in under 1 hour.</w:t>
+      </w:r>
+    </w:p>
+    <w:tbl>
+      <w:tblPr>
+        <w:tblW w:type="pct" w:w="100%"/>
+        <w:tblBorders>
+          <w:top w:val="single" w:color="auto" w:sz="4"/>
+          <w:left w:val="single" w:color="auto" w:sz="4"/>
+          <w:bottom w:val="single" w:color="auto" w:sz="4"/>
+          <w:right w:val="single" w:color="auto" w:sz="4"/>
+          <w:insideH w:val="single" w:color="auto" w:sz="4"/>
+          <w:insideV w:val="single" w:color="auto" w:sz="4"/>
+        </w:tblBorders>
+      </w:tblPr>
+      <w:tblGrid>
+        <w:gridCol w:w="100"/>
+        <w:gridCol w:w="100"/>
+      </w:tblGrid>
+      <w:tr>
+        <w:tc>
+          <w:tcPr>
+            <w:tcW w:type="pct" w:w="1%"/>
+            <w:tcBorders>
+              <w:top w:val="none"/>
+              <w:left w:val="none"/>
+              <w:bottom w:val="none"/>
+              <w:right w:val="none"/>
+            </w:tcBorders>
+            <w:shd w:color="C4922E" w:val="solid"/>
+          </w:tcPr>
+          <w:p>
+            <w:pPr>
+              <w:spacing w:after="0"/>
+            </w:pPr>
+            <w:r>
+              <w:rPr>
+                <w:sz w:val="10"/>
+                <w:szCs w:val="10"/>
+              </w:rPr>
+              <w:t xml:space="preserve"> </w:t>
+            </w:r>
+          </w:p>
+        </w:tc>
+        <w:tc>
+          <w:tcPr>
+            <w:tcW w:type="pct" w:w="99%"/>
+            <w:shd w:color="F2F4F7" w:val="solid"/>
+            <w:tcMar>
+              <w:top w:type="dxa" w:w="80"/>
+              <w:left w:type="dxa" w:w="120"/>
+              <w:bottom w:type="dxa" w:w="80"/>
+              <w:right w:type="dxa" w:w="120"/>
+            </w:tcMar>
+          </w:tcPr>
+          <w:p>
+            <w:pPr>
+              <w:spacing w:after="0"/>
+            </w:pPr>
+            <w:r>
+              <w:rPr>
+                <w:rFonts w:ascii="Calibri" w:cs="Calibri" w:eastAsia="Calibri" w:hAnsi="Calibri"/>
+                <w:color w:val="1F2937"/>
+                <w:sz w:val="20"/>
+                <w:szCs w:val="20"/>
+              </w:rPr>
+              <w:t xml:space="preserve">NVWA PREPARATION: For the Q1 2026 follow-up inspection, MCG must demonstrate at minimum an approved project plan with committed timeline and budget. A verbal commitment is not sufficient — the inspector will expect a signed project charter and evidence of vendor engagement.</w:t>
+            </w:r>
+          </w:p>
+        </w:tc>
+      </w:tr>
+    </w:tbl>
+    <w:p>
+      <w:pPr>
+        <w:spacing w:after="120" w:before="280"/>
+      </w:pPr>
+      <w:r>
+        <w:rPr>
+          <w:rFonts w:ascii="Calibri" w:cs="Calibri" w:eastAsia="Calibri" w:hAnsi="Calibri"/>
+          <w:b/>
+          <w:bCs/>
+          <w:color w:val="0D7C8F"/>
+          <w:sz w:val="26"/>
+          <w:szCs w:val="26"/>
+        </w:rPr>
+        <w:t xml:space="preserve">2.4 Action 4: Sub-Tier Supplier Mapping (F4)</w:t>
+      </w:r>
+    </w:p>
+    <w:p>
+      <w:pPr>
+        <w:spacing w:after="80"/>
+      </w:pPr>
+      <w:r>
+        <w:rPr>
+          <w:rFonts w:ascii="Calibri" w:cs="Calibri" w:eastAsia="Calibri" w:hAnsi="Calibri"/>
+          <w:b/>
+          <w:bCs/>
+          <w:color w:val="1B2A4A"/>
+          <w:sz w:val="21"/>
+          <w:szCs w:val="21"/>
+        </w:rPr>
+        <w:t xml:space="preserve">Target: </w:t>
+      </w:r>
+      <w:r>
+        <w:rPr>
+          <w:rFonts w:ascii="Calibri" w:cs="Calibri" w:eastAsia="Calibri" w:hAnsi="Calibri"/>
+          <w:color w:val="1F2937"/>
+          <w:sz w:val="21"/>
+          <w:szCs w:val="21"/>
+        </w:rPr>
+        <w:t xml:space="preserve">80% of food suppliers with documented sub-tier relationships</w:t>
+      </w:r>
+    </w:p>
+    <w:p>
+      <w:pPr>
+        <w:spacing w:after="80"/>
+      </w:pPr>
+      <w:r>
+        <w:rPr>
+          <w:rFonts w:ascii="Calibri" w:cs="Calibri" w:eastAsia="Calibri" w:hAnsi="Calibri"/>
+          <w:b/>
+          <w:bCs/>
+          <w:color w:val="1B2A4A"/>
+          <w:sz w:val="21"/>
+          <w:szCs w:val="21"/>
+        </w:rPr>
+        <w:t xml:space="preserve">Deadline: </w:t>
+      </w:r>
+      <w:r>
+        <w:rPr>
+          <w:rFonts w:ascii="Calibri" w:cs="Calibri" w:eastAsia="Calibri" w:hAnsi="Calibri"/>
+          <w:color w:val="1F2937"/>
+          <w:sz w:val="21"/>
+          <w:szCs w:val="21"/>
+        </w:rPr>
+        <w:t xml:space="preserve">01 January 2026</w:t>
+      </w:r>
+    </w:p>
+    <w:p>
+      <w:pPr>
+        <w:spacing w:after="80"/>
+      </w:pPr>
+      <w:r>
+        <w:rPr>
+          <w:rFonts w:ascii="Calibri" w:cs="Calibri" w:eastAsia="Calibri" w:hAnsi="Calibri"/>
+          <w:b/>
+          <w:bCs/>
+          <w:color w:val="1B2A4A"/>
+          <w:sz w:val="21"/>
+          <w:szCs w:val="21"/>
+        </w:rPr>
+        <w:t xml:space="preserve">Status: </w:t>
+      </w:r>
+      <w:r>
+        <w:rPr>
+          <w:rFonts w:ascii="Calibri" w:cs="Calibri" w:eastAsia="Calibri" w:hAnsi="Calibri"/>
+          <w:color w:val="1F2937"/>
+          <w:sz w:val="21"/>
+          <w:szCs w:val="21"/>
+        </w:rPr>
+        <w:t xml:space="preserve">36% complete — AT RISK ⚠</w:t>
+      </w:r>
+    </w:p>
+    <w:p>
+      <w:pPr>
+        <w:spacing w:after="120"/>
+        <w:jc w:val="left"/>
+      </w:pPr>
+      <w:r>
+        <w:rPr>
+          <w:rFonts w:ascii="Calibri" w:cs="Calibri" w:eastAsia="Calibri" w:hAnsi="Calibri"/>
+          <w:b w:val="false"/>
+          <w:bCs w:val="false"/>
+          <w:i w:val="false"/>
+          <w:iCs w:val="false"/>
+          <w:color w:val="1F2937"/>
+          <w:sz w:val="21"/>
+          <w:szCs w:val="21"/>
+        </w:rPr>
+        <w:t xml:space="preserve">This action is significantly behind schedule. Progress by supplier category:</w:t>
+      </w:r>
+    </w:p>
+    <w:tbl>
+      <w:tblPr>
+        <w:tblW w:type="pct" w:w="100%"/>
+        <w:tblBorders>
+          <w:top w:val="single" w:color="auto" w:sz="4"/>
+          <w:left w:val="single" w:color="auto" w:sz="4"/>
+          <w:bottom w:val="single" w:color="auto" w:sz="4"/>
+          <w:right w:val="single" w:color="auto" w:sz="4"/>
+          <w:insideH w:val="single" w:color="auto" w:sz="4"/>
+          <w:insideV w:val="single" w:color="auto" w:sz="4"/>
+        </w:tblBorders>
+      </w:tblPr>
+      <w:tblGrid>
+        <w:gridCol w:w="100"/>
+        <w:gridCol w:w="100"/>
+        <w:gridCol w:w="100"/>
+        <w:gridCol w:w="100"/>
+        <w:gridCol w:w="100"/>
+      </w:tblGrid>
+      <w:tr>
+        <w:trPr>
+          <w:tblHeader/>
+        </w:trPr>
+        <w:tc>
+          <w:tcPr>
+            <w:shd w:color="0D7C8F" w:val="solid"/>
+            <w:tcMar>
+              <w:top w:type="dxa" w:w="40"/>
+              <w:left w:type="dxa" w:w="80"/>
+              <w:bottom w:type="dxa" w:w="40"/>
+              <w:right w:type="dxa" w:w="80"/>
+            </w:tcMar>
+          </w:tcPr>
+          <w:p>
+            <w:pPr>
+              <w:spacing w:after="0"/>
+            </w:pPr>
+            <w:r>
+              <w:rPr>
+                <w:rFonts w:ascii="Calibri" w:cs="Calibri" w:eastAsia="Calibri" w:hAnsi="Calibri"/>
+                <w:b/>
+                <w:bCs/>
+                <w:color w:val="FFFFFF"/>
+                <w:sz w:val="19"/>
+                <w:szCs w:val="19"/>
+              </w:rPr>
+              <w:t xml:space="preserve">Category</w:t>
+            </w:r>
+          </w:p>
+        </w:tc>
+        <w:tc>
+          <w:tcPr>
+            <w:shd w:color="0D7C8F" w:val="solid"/>
+            <w:tcMar>
+              <w:top w:type="dxa" w:w="40"/>
+              <w:left w:type="dxa" w:w="80"/>
+              <w:bottom w:type="dxa" w:w="40"/>
+              <w:right w:type="dxa" w:w="80"/>
+            </w:tcMar>
+          </w:tcPr>
+          <w:p>
+            <w:pPr>
+              <w:spacing w:after="0"/>
+            </w:pPr>
+            <w:r>
+              <w:rPr>
+                <w:rFonts w:ascii="Calibri" w:cs="Calibri" w:eastAsia="Calibri" w:hAnsi="Calibri"/>
+                <w:b/>
+                <w:bCs/>
+                <w:color w:val="FFFFFF"/>
+                <w:sz w:val="19"/>
+                <w:szCs w:val="19"/>
+              </w:rPr>
+              <w:t xml:space="preserve">Suppliers</w:t>
+            </w:r>
+          </w:p>
+        </w:tc>
+        <w:tc>
+          <w:tcPr>
+            <w:shd w:color="0D7C8F" w:val="solid"/>
+            <w:tcMar>
+              <w:top w:type="dxa" w:w="40"/>
+              <w:left w:type="dxa" w:w="80"/>
+              <w:bottom w:type="dxa" w:w="40"/>
+              <w:right w:type="dxa" w:w="80"/>
+            </w:tcMar>
+          </w:tcPr>
+          <w:p>
+            <w:pPr>
+              <w:spacing w:after="0"/>
+            </w:pPr>
+            <w:r>
+              <w:rPr>
+                <w:rFonts w:ascii="Calibri" w:cs="Calibri" w:eastAsia="Calibri" w:hAnsi="Calibri"/>
+                <w:b/>
+                <w:bCs/>
+                <w:color w:val="FFFFFF"/>
+                <w:sz w:val="19"/>
+                <w:szCs w:val="19"/>
+              </w:rPr>
+              <w:t xml:space="preserve">Mapped</w:t>
+            </w:r>
+          </w:p>
+        </w:tc>
+        <w:tc>
+          <w:tcPr>
+            <w:shd w:color="0D7C8F" w:val="solid"/>
+            <w:tcMar>
+              <w:top w:type="dxa" w:w="40"/>
+              <w:left w:type="dxa" w:w="80"/>
+              <w:bottom w:type="dxa" w:w="40"/>
+              <w:right w:type="dxa" w:w="80"/>
+            </w:tcMar>
+          </w:tcPr>
+          <w:p>
+            <w:pPr>
+              <w:spacing w:after="0"/>
+            </w:pPr>
+            <w:r>
+              <w:rPr>
+                <w:rFonts w:ascii="Calibri" w:cs="Calibri" w:eastAsia="Calibri" w:hAnsi="Calibri"/>
+                <w:b/>
+                <w:bCs/>
+                <w:color w:val="FFFFFF"/>
+                <w:sz w:val="19"/>
+                <w:szCs w:val="19"/>
+              </w:rPr>
+              <w:t xml:space="preserve">% Complete</w:t>
+            </w:r>
+          </w:p>
+        </w:tc>
+        <w:tc>
+          <w:tcPr>
+            <w:shd w:color="0D7C8F" w:val="solid"/>
+            <w:tcMar>
+              <w:top w:type="dxa" w:w="40"/>
+              <w:left w:type="dxa" w:w="80"/>
+              <w:bottom w:type="dxa" w:w="40"/>
+              <w:right w:type="dxa" w:w="80"/>
+            </w:tcMar>
+          </w:tcPr>
+          <w:p>
+            <w:pPr>
+              <w:spacing w:after="0"/>
+            </w:pPr>
+            <w:r>
+              <w:rPr>
+                <w:rFonts w:ascii="Calibri" w:cs="Calibri" w:eastAsia="Calibri" w:hAnsi="Calibri"/>
+                <w:b/>
+                <w:bCs/>
+                <w:color w:val="FFFFFF"/>
+                <w:sz w:val="19"/>
+                <w:szCs w:val="19"/>
+              </w:rPr>
+              <w:t xml:space="preserve">Primary Blocker</w:t>
+            </w:r>
+          </w:p>
+        </w:tc>
+      </w:tr>
+      <w:tr>
+        <w:tc>
+          <w:tcPr>
+            <w:shd w:color="F2F4F7" w:val="solid"/>
+            <w:tcMar>
+              <w:top w:type="dxa" w:w="30"/>
+              <w:left w:type="dxa" w:w="80"/>
+              <w:bottom w:type="dxa" w:w="30"/>
+              <w:right w:type="dxa" w:w="80"/>
+            </w:tcMar>
+          </w:tcPr>
+          <w:p>
+            <w:pPr>
+              <w:spacing w:after="0"/>
+            </w:pPr>
+            <w:r>
+              <w:rPr>
+                <w:rFonts w:ascii="Calibri" w:cs="Calibri" w:eastAsia="Calibri" w:hAnsi="Calibri"/>
+                <w:color w:val="1F2937"/>
+                <w:sz w:val="19"/>
+                <w:szCs w:val="19"/>
+              </w:rPr>
+              <w:t xml:space="preserve">Fresh produce</w:t>
+            </w:r>
+          </w:p>
+        </w:tc>
+        <w:tc>
+          <w:tcPr>
+            <w:shd w:color="F2F4F7" w:val="solid"/>
+            <w:tcMar>
+              <w:top w:type="dxa" w:w="30"/>
+              <w:left w:type="dxa" w:w="80"/>
+              <w:bottom w:type="dxa" w:w="30"/>
+              <w:right w:type="dxa" w:w="80"/>
+            </w:tcMar>
+          </w:tcPr>
+          <w:p>
+            <w:pPr>
+              <w:spacing w:after="0"/>
+            </w:pPr>
+            <w:r>
+              <w:rPr>
+                <w:rFonts w:ascii="Calibri" w:cs="Calibri" w:eastAsia="Calibri" w:hAnsi="Calibri"/>
+                <w:color w:val="1F2937"/>
+                <w:sz w:val="19"/>
+                <w:szCs w:val="19"/>
+              </w:rPr>
+              <w:t xml:space="preserve">89</w:t>
+            </w:r>
+          </w:p>
+        </w:tc>
+        <w:tc>
+          <w:tcPr>
+            <w:shd w:color="F2F4F7" w:val="solid"/>
+            <w:tcMar>
+              <w:top w:type="dxa" w:w="30"/>
+              <w:left w:type="dxa" w:w="80"/>
+              <w:bottom w:type="dxa" w:w="30"/>
+              <w:right w:type="dxa" w:w="80"/>
+            </w:tcMar>
+          </w:tcPr>
+          <w:p>
+            <w:pPr>
+              <w:spacing w:after="0"/>
+            </w:pPr>
+            <w:r>
+              <w:rPr>
+                <w:rFonts w:ascii="Calibri" w:cs="Calibri" w:eastAsia="Calibri" w:hAnsi="Calibri"/>
+                <w:color w:val="1F2937"/>
+                <w:sz w:val="19"/>
+                <w:szCs w:val="19"/>
+              </w:rPr>
+              <w:t xml:space="preserve">52</w:t>
+            </w:r>
+          </w:p>
+        </w:tc>
+        <w:tc>
+          <w:tcPr>
+            <w:shd w:color="F2F4F7" w:val="solid"/>
+            <w:tcMar>
+              <w:top w:type="dxa" w:w="30"/>
+              <w:left w:type="dxa" w:w="80"/>
+              <w:bottom w:type="dxa" w:w="30"/>
+              <w:right w:type="dxa" w:w="80"/>
+            </w:tcMar>
+          </w:tcPr>
+          <w:p>
+            <w:pPr>
+              <w:spacing w:after="0"/>
+            </w:pPr>
+            <w:r>
+              <w:rPr>
+                <w:rFonts w:ascii="Calibri" w:cs="Calibri" w:eastAsia="Calibri" w:hAnsi="Calibri"/>
+                <w:color w:val="1F2937"/>
+                <w:sz w:val="19"/>
+                <w:szCs w:val="19"/>
+              </w:rPr>
+              <w:t xml:space="preserve">58%</w:t>
+            </w:r>
+          </w:p>
+        </w:tc>
+        <w:tc>
+          <w:tcPr>
+            <w:shd w:color="F2F4F7" w:val="solid"/>
+            <w:tcMar>
+              <w:top w:type="dxa" w:w="30"/>
+              <w:left w:type="dxa" w:w="80"/>
+              <w:bottom w:type="dxa" w:w="30"/>
+              <w:right w:type="dxa" w:w="80"/>
+            </w:tcMar>
+          </w:tcPr>
+          <w:p>
+            <w:pPr>
+              <w:spacing w:after="0"/>
+            </w:pPr>
+            <w:r>
+              <w:rPr>
+                <w:rFonts w:ascii="Calibri" w:cs="Calibri" w:eastAsia="Calibri" w:hAnsi="Calibri"/>
+                <w:color w:val="1F2937"/>
+                <w:sz w:val="19"/>
+                <w:szCs w:val="19"/>
+              </w:rPr>
+              <w:t xml:space="preserve">Sub-tier farm confidentiality</w:t>
+            </w:r>
+          </w:p>
+        </w:tc>
+      </w:tr>
+      <w:tr>
+        <w:tc>
+          <w:tcPr>
+            <w:tcMar>
+              <w:top w:type="dxa" w:w="30"/>
+              <w:left w:type="dxa" w:w="80"/>
+              <w:bottom w:type="dxa" w:w="30"/>
+              <w:right w:type="dxa" w:w="80"/>
+            </w:tcMar>
+          </w:tcPr>
+          <w:p>
+            <w:pPr>
+              <w:spacing w:after="0"/>
+            </w:pPr>
+            <w:r>
+              <w:rPr>
+                <w:rFonts w:ascii="Calibri" w:cs="Calibri" w:eastAsia="Calibri" w:hAnsi="Calibri"/>
+                <w:color w:val="1F2937"/>
+                <w:sz w:val="19"/>
+                <w:szCs w:val="19"/>
+              </w:rPr>
+              <w:t xml:space="preserve">Dairy</w:t>
+            </w:r>
+          </w:p>
+        </w:tc>
+        <w:tc>
+          <w:tcPr>
+            <w:tcMar>
+              <w:top w:type="dxa" w:w="30"/>
+              <w:left w:type="dxa" w:w="80"/>
+              <w:bottom w:type="dxa" w:w="30"/>
+              <w:right w:type="dxa" w:w="80"/>
+            </w:tcMar>
+          </w:tcPr>
+          <w:p>
+            <w:pPr>
+              <w:spacing w:after="0"/>
+            </w:pPr>
+            <w:r>
+              <w:rPr>
+                <w:rFonts w:ascii="Calibri" w:cs="Calibri" w:eastAsia="Calibri" w:hAnsi="Calibri"/>
+                <w:color w:val="1F2937"/>
+                <w:sz w:val="19"/>
+                <w:szCs w:val="19"/>
+              </w:rPr>
+              <w:t xml:space="preserve">34</w:t>
+            </w:r>
+          </w:p>
+        </w:tc>
+        <w:tc>
+          <w:tcPr>
+            <w:tcMar>
+              <w:top w:type="dxa" w:w="30"/>
+              <w:left w:type="dxa" w:w="80"/>
+              <w:bottom w:type="dxa" w:w="30"/>
+              <w:right w:type="dxa" w:w="80"/>
+            </w:tcMar>
+          </w:tcPr>
+          <w:p>
+            <w:pPr>
+              <w:spacing w:after="0"/>
+            </w:pPr>
+            <w:r>
+              <w:rPr>
+                <w:rFonts w:ascii="Calibri" w:cs="Calibri" w:eastAsia="Calibri" w:hAnsi="Calibri"/>
+                <w:color w:val="1F2937"/>
+                <w:sz w:val="19"/>
+                <w:szCs w:val="19"/>
+              </w:rPr>
+              <w:t xml:space="preserve">18</w:t>
+            </w:r>
+          </w:p>
+        </w:tc>
+        <w:tc>
+          <w:tcPr>
+            <w:tcMar>
+              <w:top w:type="dxa" w:w="30"/>
+              <w:left w:type="dxa" w:w="80"/>
+              <w:bottom w:type="dxa" w:w="30"/>
+              <w:right w:type="dxa" w:w="80"/>
+            </w:tcMar>
+          </w:tcPr>
+          <w:p>
+            <w:pPr>
+              <w:spacing w:after="0"/>
+            </w:pPr>
+            <w:r>
+              <w:rPr>
+                <w:rFonts w:ascii="Calibri" w:cs="Calibri" w:eastAsia="Calibri" w:hAnsi="Calibri"/>
+                <w:color w:val="1F2937"/>
+                <w:sz w:val="19"/>
+                <w:szCs w:val="19"/>
+              </w:rPr>
+              <w:t xml:space="preserve">53%</w:t>
+            </w:r>
+          </w:p>
+        </w:tc>
+        <w:tc>
+          <w:tcPr>
+            <w:tcMar>
+              <w:top w:type="dxa" w:w="30"/>
+              <w:left w:type="dxa" w:w="80"/>
+              <w:bottom w:type="dxa" w:w="30"/>
+              <w:right w:type="dxa" w:w="80"/>
+            </w:tcMar>
+          </w:tcPr>
+          <w:p>
+            <w:pPr>
+              <w:spacing w:after="0"/>
+            </w:pPr>
+            <w:r>
+              <w:rPr>
+                <w:rFonts w:ascii="Calibri" w:cs="Calibri" w:eastAsia="Calibri" w:hAnsi="Calibri"/>
+                <w:color w:val="1F2937"/>
+                <w:sz w:val="19"/>
+                <w:szCs w:val="19"/>
+              </w:rPr>
+              <w:t xml:space="preserve">Complex supply chains</w:t>
+            </w:r>
+          </w:p>
+        </w:tc>
+      </w:tr>
+      <w:tr>
+        <w:tc>
+          <w:tcPr>
+            <w:shd w:color="F2F4F7" w:val="solid"/>
+            <w:tcMar>
+              <w:top w:type="dxa" w:w="30"/>
+              <w:left w:type="dxa" w:w="80"/>
+              <w:bottom w:type="dxa" w:w="30"/>
+              <w:right w:type="dxa" w:w="80"/>
+            </w:tcMar>
+          </w:tcPr>
+          <w:p>
+            <w:pPr>
+              <w:spacing w:after="0"/>
+            </w:pPr>
+            <w:r>
+              <w:rPr>
+                <w:rFonts w:ascii="Calibri" w:cs="Calibri" w:eastAsia="Calibri" w:hAnsi="Calibri"/>
+                <w:color w:val="1F2937"/>
+                <w:sz w:val="19"/>
+                <w:szCs w:val="19"/>
+              </w:rPr>
+              <w:t xml:space="preserve">Frozen goods</w:t>
+            </w:r>
+          </w:p>
+        </w:tc>
+        <w:tc>
+          <w:tcPr>
+            <w:shd w:color="F2F4F7" w:val="solid"/>
+            <w:tcMar>
+              <w:top w:type="dxa" w:w="30"/>
+              <w:left w:type="dxa" w:w="80"/>
+              <w:bottom w:type="dxa" w:w="30"/>
+              <w:right w:type="dxa" w:w="80"/>
+            </w:tcMar>
+          </w:tcPr>
+          <w:p>
+            <w:pPr>
+              <w:spacing w:after="0"/>
+            </w:pPr>
+            <w:r>
+              <w:rPr>
+                <w:rFonts w:ascii="Calibri" w:cs="Calibri" w:eastAsia="Calibri" w:hAnsi="Calibri"/>
+                <w:color w:val="1F2937"/>
+                <w:sz w:val="19"/>
+                <w:szCs w:val="19"/>
+              </w:rPr>
+              <w:t xml:space="preserve">67</w:t>
+            </w:r>
+          </w:p>
+        </w:tc>
+        <w:tc>
+          <w:tcPr>
+            <w:shd w:color="F2F4F7" w:val="solid"/>
+            <w:tcMar>
+              <w:top w:type="dxa" w:w="30"/>
+              <w:left w:type="dxa" w:w="80"/>
+              <w:bottom w:type="dxa" w:w="30"/>
+              <w:right w:type="dxa" w:w="80"/>
+            </w:tcMar>
+          </w:tcPr>
+          <w:p>
+            <w:pPr>
+              <w:spacing w:after="0"/>
+            </w:pPr>
+            <w:r>
+              <w:rPr>
+                <w:rFonts w:ascii="Calibri" w:cs="Calibri" w:eastAsia="Calibri" w:hAnsi="Calibri"/>
+                <w:color w:val="1F2937"/>
+                <w:sz w:val="19"/>
+                <w:szCs w:val="19"/>
+              </w:rPr>
+              <w:t xml:space="preserve">22</w:t>
+            </w:r>
+          </w:p>
+        </w:tc>
+        <w:tc>
+          <w:tcPr>
+            <w:shd w:color="F2F4F7" w:val="solid"/>
+            <w:tcMar>
+              <w:top w:type="dxa" w:w="30"/>
+              <w:left w:type="dxa" w:w="80"/>
+              <w:bottom w:type="dxa" w:w="30"/>
+              <w:right w:type="dxa" w:w="80"/>
+            </w:tcMar>
+          </w:tcPr>
+          <w:p>
+            <w:pPr>
+              <w:spacing w:after="0"/>
+            </w:pPr>
+            <w:r>
+              <w:rPr>
+                <w:rFonts w:ascii="Calibri" w:cs="Calibri" w:eastAsia="Calibri" w:hAnsi="Calibri"/>
+                <w:color w:val="1F2937"/>
+                <w:sz w:val="19"/>
+                <w:szCs w:val="19"/>
+              </w:rPr>
+              <w:t xml:space="preserve">33%</w:t>
+            </w:r>
+          </w:p>
+        </w:tc>
+        <w:tc>
+          <w:tcPr>
+            <w:shd w:color="F2F4F7" w:val="solid"/>
+            <w:tcMar>
+              <w:top w:type="dxa" w:w="30"/>
+              <w:left w:type="dxa" w:w="80"/>
+              <w:bottom w:type="dxa" w:w="30"/>
+              <w:right w:type="dxa" w:w="80"/>
+            </w:tcMar>
+          </w:tcPr>
+          <w:p>
+            <w:pPr>
+              <w:spacing w:after="0"/>
+            </w:pPr>
+            <w:r>
+              <w:rPr>
+                <w:rFonts w:ascii="Calibri" w:cs="Calibri" w:eastAsia="Calibri" w:hAnsi="Calibri"/>
+                <w:color w:val="1F2937"/>
+                <w:sz w:val="19"/>
+                <w:szCs w:val="19"/>
+              </w:rPr>
+              <w:t xml:space="preserve">Multi-tier processing</w:t>
+            </w:r>
+          </w:p>
+        </w:tc>
+      </w:tr>
+      <w:tr>
+        <w:tc>
+          <w:tcPr>
+            <w:tcMar>
+              <w:top w:type="dxa" w:w="30"/>
+              <w:left w:type="dxa" w:w="80"/>
+              <w:bottom w:type="dxa" w:w="30"/>
+              <w:right w:type="dxa" w:w="80"/>
+            </w:tcMar>
+          </w:tcPr>
+          <w:p>
+            <w:pPr>
+              <w:spacing w:after="0"/>
+            </w:pPr>
+            <w:r>
+              <w:rPr>
+                <w:rFonts w:ascii="Calibri" w:cs="Calibri" w:eastAsia="Calibri" w:hAnsi="Calibri"/>
+                <w:color w:val="1F2937"/>
+                <w:sz w:val="19"/>
+                <w:szCs w:val="19"/>
+              </w:rPr>
+              <w:t xml:space="preserve">Beverages</w:t>
+            </w:r>
+          </w:p>
+        </w:tc>
+        <w:tc>
+          <w:tcPr>
+            <w:tcMar>
+              <w:top w:type="dxa" w:w="30"/>
+              <w:left w:type="dxa" w:w="80"/>
+              <w:bottom w:type="dxa" w:w="30"/>
+              <w:right w:type="dxa" w:w="80"/>
+            </w:tcMar>
+          </w:tcPr>
+          <w:p>
+            <w:pPr>
+              <w:spacing w:after="0"/>
+            </w:pPr>
+            <w:r>
+              <w:rPr>
+                <w:rFonts w:ascii="Calibri" w:cs="Calibri" w:eastAsia="Calibri" w:hAnsi="Calibri"/>
+                <w:color w:val="1F2937"/>
+                <w:sz w:val="19"/>
+                <w:szCs w:val="19"/>
+              </w:rPr>
+              <w:t xml:space="preserve">92</w:t>
+            </w:r>
+          </w:p>
+        </w:tc>
+        <w:tc>
+          <w:tcPr>
+            <w:tcMar>
+              <w:top w:type="dxa" w:w="30"/>
+              <w:left w:type="dxa" w:w="80"/>
+              <w:bottom w:type="dxa" w:w="30"/>
+              <w:right w:type="dxa" w:w="80"/>
+            </w:tcMar>
+          </w:tcPr>
+          <w:p>
+            <w:pPr>
+              <w:spacing w:after="0"/>
+            </w:pPr>
+            <w:r>
+              <w:rPr>
+                <w:rFonts w:ascii="Calibri" w:cs="Calibri" w:eastAsia="Calibri" w:hAnsi="Calibri"/>
+                <w:color w:val="1F2937"/>
+                <w:sz w:val="19"/>
+                <w:szCs w:val="19"/>
+              </w:rPr>
+              <w:t xml:space="preserve">14</w:t>
+            </w:r>
+          </w:p>
+        </w:tc>
+        <w:tc>
+          <w:tcPr>
+            <w:tcMar>
+              <w:top w:type="dxa" w:w="30"/>
+              <w:left w:type="dxa" w:w="80"/>
+              <w:bottom w:type="dxa" w:w="30"/>
+              <w:right w:type="dxa" w:w="80"/>
+            </w:tcMar>
+          </w:tcPr>
+          <w:p>
+            <w:pPr>
+              <w:spacing w:after="0"/>
+            </w:pPr>
+            <w:r>
+              <w:rPr>
+                <w:rFonts w:ascii="Calibri" w:cs="Calibri" w:eastAsia="Calibri" w:hAnsi="Calibri"/>
+                <w:color w:val="1F2937"/>
+                <w:sz w:val="19"/>
+                <w:szCs w:val="19"/>
+              </w:rPr>
+              <w:t xml:space="preserve">15%</w:t>
+            </w:r>
+          </w:p>
+        </w:tc>
+        <w:tc>
+          <w:tcPr>
+            <w:tcMar>
+              <w:top w:type="dxa" w:w="30"/>
+              <w:left w:type="dxa" w:w="80"/>
+              <w:bottom w:type="dxa" w:w="30"/>
+              <w:right w:type="dxa" w:w="80"/>
+            </w:tcMar>
+          </w:tcPr>
+          <w:p>
+            <w:pPr>
+              <w:spacing w:after="0"/>
+            </w:pPr>
+            <w:r>
+              <w:rPr>
+                <w:rFonts w:ascii="Calibri" w:cs="Calibri" w:eastAsia="Calibri" w:hAnsi="Calibri"/>
+                <w:color w:val="1F2937"/>
+                <w:sz w:val="19"/>
+                <w:szCs w:val="19"/>
+              </w:rPr>
+              <w:t xml:space="preserve">Low priority (lower risk category)</w:t>
+            </w:r>
+          </w:p>
+        </w:tc>
+      </w:tr>
+      <w:tr>
+        <w:tc>
+          <w:tcPr>
+            <w:shd w:color="F2F4F7" w:val="solid"/>
+            <w:tcMar>
+              <w:top w:type="dxa" w:w="30"/>
+              <w:left w:type="dxa" w:w="80"/>
+              <w:bottom w:type="dxa" w:w="30"/>
+              <w:right w:type="dxa" w:w="80"/>
+            </w:tcMar>
+          </w:tcPr>
+          <w:p>
+            <w:pPr>
+              <w:spacing w:after="0"/>
+            </w:pPr>
+            <w:r>
+              <w:rPr>
+                <w:rFonts w:ascii="Calibri" w:cs="Calibri" w:eastAsia="Calibri" w:hAnsi="Calibri"/>
+                <w:color w:val="1F2937"/>
+                <w:sz w:val="19"/>
+                <w:szCs w:val="19"/>
+              </w:rPr>
+              <w:t xml:space="preserve">Other food</w:t>
+            </w:r>
+          </w:p>
+        </w:tc>
+        <w:tc>
+          <w:tcPr>
+            <w:shd w:color="F2F4F7" w:val="solid"/>
+            <w:tcMar>
+              <w:top w:type="dxa" w:w="30"/>
+              <w:left w:type="dxa" w:w="80"/>
+              <w:bottom w:type="dxa" w:w="30"/>
+              <w:right w:type="dxa" w:w="80"/>
+            </w:tcMar>
+          </w:tcPr>
+          <w:p>
+            <w:pPr>
+              <w:spacing w:after="0"/>
+            </w:pPr>
+            <w:r>
+              <w:rPr>
+                <w:rFonts w:ascii="Calibri" w:cs="Calibri" w:eastAsia="Calibri" w:hAnsi="Calibri"/>
+                <w:color w:val="1F2937"/>
+                <w:sz w:val="19"/>
+                <w:szCs w:val="19"/>
+              </w:rPr>
+              <w:t xml:space="preserve">58</w:t>
+            </w:r>
+          </w:p>
+        </w:tc>
+        <w:tc>
+          <w:tcPr>
+            <w:shd w:color="F2F4F7" w:val="solid"/>
+            <w:tcMar>
+              <w:top w:type="dxa" w:w="30"/>
+              <w:left w:type="dxa" w:w="80"/>
+              <w:bottom w:type="dxa" w:w="30"/>
+              <w:right w:type="dxa" w:w="80"/>
+            </w:tcMar>
+          </w:tcPr>
+          <w:p>
+            <w:pPr>
+              <w:spacing w:after="0"/>
+            </w:pPr>
+            <w:r>
+              <w:rPr>
+                <w:rFonts w:ascii="Calibri" w:cs="Calibri" w:eastAsia="Calibri" w:hAnsi="Calibri"/>
+                <w:color w:val="1F2937"/>
+                <w:sz w:val="19"/>
+                <w:szCs w:val="19"/>
+              </w:rPr>
+              <w:t xml:space="preserve">16</w:t>
+            </w:r>
+          </w:p>
+        </w:tc>
+        <w:tc>
+          <w:tcPr>
+            <w:shd w:color="F2F4F7" w:val="solid"/>
+            <w:tcMar>
+              <w:top w:type="dxa" w:w="30"/>
+              <w:left w:type="dxa" w:w="80"/>
+              <w:bottom w:type="dxa" w:w="30"/>
+              <w:right w:type="dxa" w:w="80"/>
+            </w:tcMar>
+          </w:tcPr>
+          <w:p>
+            <w:pPr>
+              <w:spacing w:after="0"/>
+            </w:pPr>
+            <w:r>
+              <w:rPr>
+                <w:rFonts w:ascii="Calibri" w:cs="Calibri" w:eastAsia="Calibri" w:hAnsi="Calibri"/>
+                <w:color w:val="1F2937"/>
+                <w:sz w:val="19"/>
+                <w:szCs w:val="19"/>
+              </w:rPr>
+              <w:t xml:space="preserve">28%</w:t>
+            </w:r>
+          </w:p>
+        </w:tc>
+        <w:tc>
+          <w:tcPr>
+            <w:shd w:color="F2F4F7" w:val="solid"/>
+            <w:tcMar>
+              <w:top w:type="dxa" w:w="30"/>
+              <w:left w:type="dxa" w:w="80"/>
+              <w:bottom w:type="dxa" w:w="30"/>
+              <w:right w:type="dxa" w:w="80"/>
+            </w:tcMar>
+          </w:tcPr>
+          <w:p>
+            <w:pPr>
+              <w:spacing w:after="0"/>
+            </w:pPr>
+            <w:r>
+              <w:rPr>
+                <w:rFonts w:ascii="Calibri" w:cs="Calibri" w:eastAsia="Calibri" w:hAnsi="Calibri"/>
+                <w:color w:val="1F2937"/>
+                <w:sz w:val="19"/>
+                <w:szCs w:val="19"/>
+              </w:rPr>
+              <w:t xml:space="preserve">Resource constraints</w:t>
+            </w:r>
+          </w:p>
+        </w:tc>
+      </w:tr>
+      <w:tr>
+        <w:tc>
+          <w:tcPr>
+            <w:tcMar>
+              <w:top w:type="dxa" w:w="30"/>
+              <w:left w:type="dxa" w:w="80"/>
+              <w:bottom w:type="dxa" w:w="30"/>
+              <w:right w:type="dxa" w:w="80"/>
+            </w:tcMar>
+          </w:tcPr>
+          <w:p>
+            <w:pPr>
+              <w:spacing w:after="0"/>
+            </w:pPr>
+            <w:r>
+              <w:rPr>
+                <w:rFonts w:ascii="Calibri" w:cs="Calibri" w:eastAsia="Calibri" w:hAnsi="Calibri"/>
+                <w:color w:val="1F2937"/>
+                <w:sz w:val="19"/>
+                <w:szCs w:val="19"/>
+              </w:rPr>
+              <w:t xml:space="preserve">Total</w:t>
+            </w:r>
+          </w:p>
+        </w:tc>
+        <w:tc>
+          <w:tcPr>
+            <w:tcMar>
+              <w:top w:type="dxa" w:w="30"/>
+              <w:left w:type="dxa" w:w="80"/>
+              <w:bottom w:type="dxa" w:w="30"/>
+              <w:right w:type="dxa" w:w="80"/>
+            </w:tcMar>
+          </w:tcPr>
+          <w:p>
+            <w:pPr>
+              <w:spacing w:after="0"/>
+            </w:pPr>
+            <w:r>
+              <w:rPr>
+                <w:rFonts w:ascii="Calibri" w:cs="Calibri" w:eastAsia="Calibri" w:hAnsi="Calibri"/>
+                <w:color w:val="1F2937"/>
+                <w:sz w:val="19"/>
+                <w:szCs w:val="19"/>
+              </w:rPr>
+              <w:t xml:space="preserve">340</w:t>
+            </w:r>
+          </w:p>
+        </w:tc>
+        <w:tc>
+          <w:tcPr>
+            <w:tcMar>
+              <w:top w:type="dxa" w:w="30"/>
+              <w:left w:type="dxa" w:w="80"/>
+              <w:bottom w:type="dxa" w:w="30"/>
+              <w:right w:type="dxa" w:w="80"/>
+            </w:tcMar>
+          </w:tcPr>
+          <w:p>
+            <w:pPr>
+              <w:spacing w:after="0"/>
+            </w:pPr>
+            <w:r>
+              <w:rPr>
+                <w:rFonts w:ascii="Calibri" w:cs="Calibri" w:eastAsia="Calibri" w:hAnsi="Calibri"/>
+                <w:color w:val="1F2937"/>
+                <w:sz w:val="19"/>
+                <w:szCs w:val="19"/>
+              </w:rPr>
+              <w:t xml:space="preserve">122</w:t>
+            </w:r>
+          </w:p>
+        </w:tc>
+        <w:tc>
+          <w:tcPr>
+            <w:tcMar>
+              <w:top w:type="dxa" w:w="30"/>
+              <w:left w:type="dxa" w:w="80"/>
+              <w:bottom w:type="dxa" w:w="30"/>
+              <w:right w:type="dxa" w:w="80"/>
+            </w:tcMar>
+          </w:tcPr>
+          <w:p>
+            <w:pPr>
+              <w:spacing w:after="0"/>
+            </w:pPr>
+            <w:r>
+              <w:rPr>
+                <w:rFonts w:ascii="Calibri" w:cs="Calibri" w:eastAsia="Calibri" w:hAnsi="Calibri"/>
+                <w:color w:val="1F2937"/>
+                <w:sz w:val="19"/>
+                <w:szCs w:val="19"/>
+              </w:rPr>
+              <w:t xml:space="preserve">36%</w:t>
+            </w:r>
+          </w:p>
+        </w:tc>
+        <w:tc>
+          <w:tcPr>
+            <w:tcMar>
+              <w:top w:type="dxa" w:w="30"/>
+              <w:left w:type="dxa" w:w="80"/>
+              <w:bottom w:type="dxa" w:w="30"/>
+              <w:right w:type="dxa" w:w="80"/>
+            </w:tcMar>
+          </w:tcPr>
+          <w:p>
+            <w:pPr>
+              <w:spacing w:after="0"/>
+            </w:pPr>
+            <w:r>
+              <w:rPr>
+                <w:rFonts w:ascii="Calibri" w:cs="Calibri" w:eastAsia="Calibri" w:hAnsi="Calibri"/>
+                <w:color w:val="1F2937"/>
+                <w:sz w:val="19"/>
+                <w:szCs w:val="19"/>
+              </w:rPr>
+              <w:t xml:space="preserve"/>
+            </w:r>
+          </w:p>
+        </w:tc>
+      </w:tr>
+    </w:tbl>
+    <w:tbl>
+      <w:tblPr>
+        <w:tblW w:type="pct" w:w="100%"/>
+        <w:tblBorders>
+          <w:top w:val="single" w:color="auto" w:sz="4"/>
+          <w:left w:val="single" w:color="auto" w:sz="4"/>
+          <w:bottom w:val="single" w:color="auto" w:sz="4"/>
+          <w:right w:val="single" w:color="auto" w:sz="4"/>
+          <w:insideH w:val="single" w:color="auto" w:sz="4"/>
+          <w:insideV w:val="single" w:color="auto" w:sz="4"/>
+        </w:tblBorders>
+      </w:tblPr>
+      <w:tblGrid>
+        <w:gridCol w:w="100"/>
+        <w:gridCol w:w="100"/>
+      </w:tblGrid>
+      <w:tr>
+        <w:tc>
+          <w:tcPr>
+            <w:tcW w:type="pct" w:w="1%"/>
+            <w:tcBorders>
+              <w:top w:val="none"/>
+              <w:left w:val="none"/>
+              <w:bottom w:val="none"/>
+              <w:right w:val="none"/>
+            </w:tcBorders>
+            <w:shd w:color="1B2A4A" w:val="solid"/>
+          </w:tcPr>
+          <w:p>
+            <w:pPr>
+              <w:spacing w:after="0"/>
+            </w:pPr>
+            <w:r>
+              <w:rPr>
+                <w:sz w:val="10"/>
+                <w:szCs w:val="10"/>
+              </w:rPr>
+              <w:t xml:space="preserve"> </w:t>
+            </w:r>
+          </w:p>
+        </w:tc>
+        <w:tc>
+          <w:tcPr>
+            <w:tcW w:type="pct" w:w="99%"/>
+            <w:shd w:color="F2F4F7" w:val="solid"/>
+            <w:tcMar>
+              <w:top w:type="dxa" w:w="80"/>
+              <w:left w:type="dxa" w:w="120"/>
+              <w:bottom w:type="dxa" w:w="80"/>
+              <w:right w:type="dxa" w:w="120"/>
+            </w:tcMar>
+          </w:tcPr>
+          <w:p>
+            <w:pPr>
+              <w:spacing w:after="0"/>
+            </w:pPr>
+            <w:r>
+              <w:rPr>
+                <w:rFonts w:ascii="Calibri" w:cs="Calibri" w:eastAsia="Calibri" w:hAnsi="Calibri"/>
+                <w:color w:val="1F2937"/>
+                <w:sz w:val="20"/>
+                <w:szCs w:val="20"/>
+              </w:rPr>
+              <w:t xml:space="preserve">Many suppliers cite commercial confidentiality when asked to disclose sub-tier relationships. The Fresh Direct lettuce recall (RCL-2025-003) demonstrated the risk: the contaminated farm (FARM-NL-0042) was an undisclosed backup supplier with an expired HACCP certification. MCG Legal is evaluating whether to mandate sub-tier disclosure as a contract requirement for all food suppliers.</w:t>
+            </w:r>
+          </w:p>
+        </w:tc>
+      </w:tr>
+    </w:tbl>
+    <w:p>
+      <w:pPr>
+        <w:spacing w:after="120" w:before="280"/>
+      </w:pPr>
+      <w:r>
+        <w:rPr>
+          <w:rFonts w:ascii="Calibri" w:cs="Calibri" w:eastAsia="Calibri" w:hAnsi="Calibri"/>
+          <w:b/>
+          <w:bCs/>
+          <w:color w:val="0D7C8F"/>
+          <w:sz w:val="26"/>
+          <w:szCs w:val="26"/>
+        </w:rPr>
+        <w:t xml:space="preserve">2.5 Action 5: Country of Origin Compliance (F3)</w:t>
+      </w:r>
+    </w:p>
+    <w:p>
+      <w:pPr>
+        <w:spacing w:after="80"/>
+      </w:pPr>
+      <w:r>
+        <w:rPr>
+          <w:rFonts w:ascii="Calibri" w:cs="Calibri" w:eastAsia="Calibri" w:hAnsi="Calibri"/>
+          <w:b/>
+          <w:bCs/>
+          <w:color w:val="1B2A4A"/>
+          <w:sz w:val="21"/>
+          <w:szCs w:val="21"/>
+        </w:rPr>
+        <w:t xml:space="preserve">Target: </w:t>
+      </w:r>
+      <w:r>
+        <w:rPr>
+          <w:rFonts w:ascii="Calibri" w:cs="Calibri" w:eastAsia="Calibri" w:hAnsi="Calibri"/>
+          <w:color w:val="1F2937"/>
+          <w:sz w:val="21"/>
+          <w:szCs w:val="21"/>
+        </w:rPr>
+        <w:t xml:space="preserve">100% country of origin for fresh produce SKUs</w:t>
+      </w:r>
+    </w:p>
+    <w:p>
+      <w:pPr>
+        <w:spacing w:after="80"/>
+      </w:pPr>
+      <w:r>
+        <w:rPr>
+          <w:rFonts w:ascii="Calibri" w:cs="Calibri" w:eastAsia="Calibri" w:hAnsi="Calibri"/>
+          <w:b/>
+          <w:bCs/>
+          <w:color w:val="1B2A4A"/>
+          <w:sz w:val="21"/>
+          <w:szCs w:val="21"/>
+        </w:rPr>
+        <w:t xml:space="preserve">Deadline: </w:t>
+      </w:r>
+      <w:r>
+        <w:rPr>
+          <w:rFonts w:ascii="Calibri" w:cs="Calibri" w:eastAsia="Calibri" w:hAnsi="Calibri"/>
+          <w:color w:val="1F2937"/>
+          <w:sz w:val="21"/>
+          <w:szCs w:val="21"/>
+        </w:rPr>
+        <w:t xml:space="preserve">01 November 2025</w:t>
+      </w:r>
+    </w:p>
+    <w:p>
+      <w:pPr>
+        <w:spacing w:after="80"/>
+      </w:pPr>
+      <w:r>
+        <w:rPr>
+          <w:rFonts w:ascii="Calibri" w:cs="Calibri" w:eastAsia="Calibri" w:hAnsi="Calibri"/>
+          <w:b/>
+          <w:bCs/>
+          <w:color w:val="1B2A4A"/>
+          <w:sz w:val="21"/>
+          <w:szCs w:val="21"/>
+        </w:rPr>
+        <w:t xml:space="preserve">Status: </w:t>
+      </w:r>
+      <w:r>
+        <w:rPr>
+          <w:rFonts w:ascii="Calibri" w:cs="Calibri" w:eastAsia="Calibri" w:hAnsi="Calibri"/>
+          <w:color w:val="1F2937"/>
+          <w:sz w:val="21"/>
+          <w:szCs w:val="21"/>
+        </w:rPr>
+        <w:t xml:space="preserve">88% complete — On Track</w:t>
+      </w:r>
+    </w:p>
+    <w:p>
+      <w:pPr>
+        <w:spacing w:after="120"/>
+        <w:jc w:val="left"/>
+      </w:pPr>
+      <w:r>
+        <w:rPr>
+          <w:rFonts w:ascii="Calibri" w:cs="Calibri" w:eastAsia="Calibri" w:hAnsi="Calibri"/>
+          <w:b w:val="false"/>
+          <w:bCs w:val="false"/>
+          <w:i w:val="false"/>
+          <w:iCs w:val="false"/>
+          <w:color w:val="1F2937"/>
+          <w:sz w:val="21"/>
+          <w:szCs w:val="21"/>
+        </w:rPr>
+        <w:t xml:space="preserve">Procurement has updated supplier requirements to mandate country of origin on all delivery documentation. The remaining 12% gap consists of 47 SKUs sourced from multi-origin suppliers where country of origin varies by shipment and season (e.g., tomatoes sourced from Spain in summer, Morocco in winter). A dynamic origin tracking process is being developed.</w:t>
       </w:r>
     </w:p>
     <w:p>
@@ -1586,7 +3650,7 @@
           <w:sz w:val="30"/>
           <w:szCs w:val="30"/>
         </w:rPr>
-        <w:t xml:space="preserve">3. Preparation for Q1 2026 Follow-Up</w:t>
+        <w:t xml:space="preserve">3. Evidence File for Follow-Up Inspection</w:t>
       </w:r>
     </w:p>
     <w:p>
@@ -1605,7 +3669,7 @@
           <w:sz w:val="21"/>
           <w:szCs w:val="21"/>
         </w:rPr>
-        <w:t xml:space="preserve">NVWA has indicated a follow-up inspection in Q1 2026. MCG must demonstrate:</w:t>
+        <w:t xml:space="preserve">MCG is preparing a comprehensive evidence file for the anticipated Q1 2026 NVWA follow-up inspection:</w:t>
       </w:r>
     </w:p>
     <w:p>
@@ -1633,7 +3697,7 @@
           <w:sz w:val="21"/>
           <w:szCs w:val="21"/>
         </w:rPr>
-        <w:t xml:space="preserve">100% lot number capture operational</w:t>
+        <w:t xml:space="preserve">Lot number capture statistics — monthly reports from WMS showing compliance trend</w:t>
       </w:r>
     </w:p>
     <w:p>
@@ -1661,7 +3725,7 @@
           <w:sz w:val="21"/>
           <w:szCs w:val="21"/>
         </w:rPr>
-        <w:t xml:space="preserve">Meaningful progress on store-level tracking (target: 90%)</w:t>
+        <w:t xml:space="preserve">Store-level tracking rollout schedule and completion evidence</w:t>
       </w:r>
     </w:p>
     <w:p>
@@ -1689,7 +3753,7 @@
           <w:sz w:val="21"/>
           <w:szCs w:val="21"/>
         </w:rPr>
-        <w:t xml:space="preserve">Approved plan and timeline for unified traceability</w:t>
+        <w:t xml:space="preserve">Project Qlarity charter (signed) with traceability milestone dates</w:t>
       </w:r>
     </w:p>
     <w:p>
@@ -1717,7 +3781,7 @@
           <w:sz w:val="21"/>
           <w:szCs w:val="21"/>
         </w:rPr>
-        <w:t xml:space="preserve">Documented progress on sub-tier supplier mapping</w:t>
+        <w:t xml:space="preserve">Sub-tier supplier mapping progress report with category breakdown</w:t>
       </w:r>
     </w:p>
     <w:p>
@@ -1745,7 +3809,35 @@
           <w:sz w:val="21"/>
           <w:szCs w:val="21"/>
         </w:rPr>
-        <w:t xml:space="preserve">Complete country of origin compliance</w:t>
+        <w:t xml:space="preserve">Country of origin compliance report from procurement system</w:t>
+      </w:r>
+    </w:p>
+    <w:p>
+      <w:pPr>
+        <w:spacing w:after="80"/>
+        <w:ind w:left="431"/>
+      </w:pPr>
+      <w:r>
+        <w:rPr>
+          <w:rFonts w:ascii="Calibri" w:cs="Calibri" w:eastAsia="Calibri" w:hAnsi="Calibri"/>
+          <w:b/>
+          <w:bCs/>
+          <w:color w:val="0D7C8F"/>
+          <w:sz w:val="21"/>
+          <w:szCs w:val="21"/>
+        </w:rPr>
+        <w:t xml:space="preserve">6. </w:t>
+      </w:r>
+      <w:r>
+        <w:rPr>
+          <w:rFonts w:ascii="Calibri" w:cs="Calibri" w:eastAsia="Calibri" w:hAnsi="Calibri"/>
+          <w:b w:val="false"/>
+          <w:bCs w:val="false"/>
+          <w:color w:val="1F2937"/>
+          <w:sz w:val="21"/>
+          <w:szCs w:val="21"/>
+        </w:rPr>
+        <w:t xml:space="preserve">Updated SOPs incorporating all corrective action changes</w:t>
       </w:r>
     </w:p>
     <w:p>

--- a/documents/compliance/COMP-2025-NVWA_Corrective_Action_Plan.docx
+++ b/documents/compliance/COMP-2025-NVWA_Corrective_Action_Plan.docx
@@ -2278,7 +2278,7 @@
           <w:sz w:val="21"/>
           <w:szCs w:val="21"/>
         </w:rPr>
-        <w:t xml:space="preserve">Single-query traceability across SAP, WMS, TMS, and Salesforce Commerce</w:t>
+        <w:t xml:space="preserve">Single-query traceability across SAP, WMS, TMS, and Meridian Storefront</w:t>
       </w:r>
     </w:p>
     <w:p>
